--- a/dashboard/briefs/Global_Macro_Intelligence_Brief_2026.docx
+++ b/dashboard/briefs/Global_Macro_Intelligence_Brief_2026.docx
@@ -107,6 +107,24 @@
           <w:szCs w:val="26"/>
         </w:rPr>
         <w:t>Twenty-one under-covered risks to the global financial system, regrouped by mechanism into five sections.</w:t>
+      </w:r>
+    </w:p>
+    <w:p>
+      <w:pPr>
+        <w:pStyle w:val="Normal"/>
+        <w:spacing w:before="600" w:after="0"/>
+        <w:jc w:val="center"/>
+        <w:rPr/>
+      </w:pPr>
+      <w:r>
+        <w:rPr>
+          <w:i/>
+          <w:iCs/>
+          <w:color w:val="595959"/>
+          <w:sz w:val="18"/>
+          <w:szCs w:val="18"/>
+        </w:rPr>
+        <w:t>Revision 1 · 16 October 2026 · factual corrections only; threat levels and story pages unchanged (see Revision history).</w:t>
       </w:r>
     </w:p>
     <w:p>
@@ -781,7 +799,7 @@
               </w:rPr>
               <w:t>Master watchlist</w:t>
               <w:tab/>
-              <w:t>60</w:t>
+              <w:t>61</w:t>
             </w:r>
           </w:hyperlink>
         </w:p>
@@ -801,7 +819,7 @@
               </w:rPr>
               <w:t>Confidence, caveats and what could make this wrong</w:t>
               <w:tab/>
-              <w:t>62</w:t>
+              <w:t>63</w:t>
             </w:r>
           </w:hyperlink>
         </w:p>
@@ -821,7 +839,7 @@
               </w:rPr>
               <w:t>Plain-language glossary</w:t>
               <w:tab/>
-              <w:t>63</w:t>
+              <w:t>64</w:t>
             </w:r>
           </w:hyperlink>
         </w:p>
@@ -841,7 +859,7 @@
               </w:rPr>
               <w:t>Sources</w:t>
               <w:tab/>
-              <w:t>64</w:t>
+              <w:t>65</w:t>
             </w:r>
           </w:hyperlink>
           <w:r>
@@ -851,6 +869,26 @@
             <w:fldChar w:fldCharType="end"/>
           </w:r>
         </w:p>
+        <w:p>
+          <w:pPr>
+            <w:pStyle w:val="TOC1"/>
+            <w:tabs>
+              <w:tab w:val="clear" w:pos="9360"/>
+              <w:tab w:val="right" w:pos="9359" w:leader="dot"/>
+            </w:tabs>
+            <w:rPr/>
+          </w:pPr>
+          <w:hyperlink>
+            <w:r>
+              <w:rPr>
+                <w:rStyle w:val="IndexLink"/>
+              </w:rPr>
+              <w:t>Revision history</w:t>
+              <w:tab/>
+              <w:t>71</w:t>
+            </w:r>
+          </w:hyperlink>
+        </w:p>
       </w:sdtContent>
     </w:sdt>
     <w:p>
@@ -946,7 +984,7 @@
       </w:r>
       <w:r>
         <w:rPr/>
-        <w:t xml:space="preserve"> The 1–10 score measures vulnerability — the potential to do systemic damage if stressed — not the probability of a near-term blow-up. A high number is a reason to watch, not to panic.</w:t>
+        <w:t xml:space="preserve"> The 1–10 score measures vulnerability — the potential to do systemic damage if stressed — not the probability of a near-term blow-up. A high number is a reason to watch, not to panic. The levels are the analyst’s baseline judgments on the compile date. The live tracker starts from these baselines and moves them with its indicators, so its readings can differ: on its first full day (30 June 2026) several stories already read one level higher.</w:t>
       </w:r>
     </w:p>
     <w:p>
@@ -1149,7 +1187,7 @@
       </w:pPr>
       <w:r>
         <w:rPr/>
-        <w:t>Credit, Consumers &amp; Valuations  —  avg 5.2/10</w:t>
+        <w:t>Credit, Consumers &amp; Valuations  —  avg 5.3/10</w:t>
       </w:r>
     </w:p>
     <w:p>
@@ -2088,7 +2126,7 @@
       </w:pPr>
       <w:r>
         <w:rPr/>
-        <w:t>The optimistic read held up in April 2025: NY Fed officials noted the basis trade stayed orderly through tariff-driven volatility. Central clearing, once live, should mutualise risk and reduce zero-haircut financing. If the Fed’s Standing Repo Facility back-stops funding on demand, a 2020-style seizure may simply not recur. The weakness in that case: the facility is untested at scale during a true panic, clearing is still 12–18 months away, and concentration means a few funds failing simultaneously could still overwhelm dealer balance sheets.</w:t>
+        <w:t>The optimistic read held up in April 2025: NY Fed officials noted the basis trade stayed orderly through tariff-driven volatility. Central clearing, once live, should mutualise risk and reduce zero-haircut financing. If the Fed’s Standing Repo Facility back-stops funding on demand, a 2020-style seizure may simply not recur. The weakness in that case: the facility is untested at scale during a true panic, clearing is still 6–12 months away (cash at end-2026, repo in mid-2027), and concentration means a few funds failing simultaneously could still overwhelm dealer balance sheets.</w:t>
       </w:r>
     </w:p>
     <w:p>
@@ -2785,7 +2823,7 @@
       </w:r>
       <w:r>
         <w:rPr/>
-        <w:t xml:space="preserve">JGB yields at multi-decade highs, a huge new spending plan with unclear financing, and a recent (August 2024) carry-unwind precedent make this the most time-sensitive story in Set 1. </w:t>
+        <w:t xml:space="preserve">JGB yields at multi-decade highs, a huge new spending plan with unclear financing, and a recent (August 2024) carry-unwind precedent make this the most time-sensitive story in Section 1. </w:t>
       </w:r>
       <w:r>
         <w:rPr>
@@ -2861,7 +2899,7 @@
       </w:r>
       <w:r>
         <w:rPr/>
-        <w:t>The bond market context is the real story. The Bank of Japan has been normalising after decades of ultra-loose policy: it ended yield-curve control and negative rates, is running quantitative tightening, and holds a 0.5% policy rate. Long-end yields have repriced sharply — the 30-year JGB hit a record 3.875% in January 2026 — and life insurers, the traditional buyers of super-long bonds, have been trimming exposure, prompting Japan’s FSA to accelerate a review of unrealised losses on their balance sheets.</w:t>
+        <w:t>The bond market context is the real story. The Bank of Japan has been normalising after decades of ultra-loose policy: it ended yield-curve control and negative rates, is running quantitative tightening, and on 16 June 2026 raised its policy rate to 1.0%, the highest since 1995. Long-end yields have repriced sharply — the 30-year JGB broke above 4% for the first time in May 2026 — and life insurers, the traditional buyers of super-long bonds, have been trimming exposure, prompting Japan’s FSA to accelerate a review of unrealised losses on their balance sheets.</w:t>
       </w:r>
     </w:p>
     <w:p>
@@ -3796,7 +3834,7 @@
       </w:r>
       <w:r>
         <w:rPr/>
-        <w:t>The most under-watched channel is the private-equity-to-insurance linkage: insurers affiliated with PE firms hold large private-credit concentrations, and a small but growing private-credit CLO market (around 3% of assets) is an early step back toward securitisation. Fed Governor Cook named private credit one of four key financial-stability risks.</w:t>
+        <w:t>The most under-watched channel is the private-equity-to-insurance linkage: insurers affiliated with PE firms hold large private-credit concentrations, and a small but growing private-credit CLO market (around 3% of assets) is an early step back toward securitisation. In November 2025 Fed Governor Lisa Cook listed private credit among the vulnerabilities she is watching, alongside elevated asset valuations and hedge-fund Treasury positions, while saying she did not yet see it as a threat to financial stability.</w:t>
       </w:r>
     </w:p>
     <w:p>
@@ -4654,7 +4692,7 @@
       </w:r>
       <w:r>
         <w:rPr/>
-        <w:t>Dollar stablecoins grew to roughly $280bn outstanding by year-end 2025, from about $25bn in 2020. The July 2025 GENIUS Act gave them a federal framework requiring 1:1 backing in cash and short-dated Treasuries (93 days or less) plus repo, with monthly disclosure. The US Treasury Secretary has openly framed the law as a tool to cement dollar dominance and “surge” demand for US Treasuries, projecting a multitrillion-dollar market.</w:t>
+        <w:t>Stablecoins, almost all of them dollar-pegged, grew to roughly $300bn outstanding by year-end 2025 (total supply was about $310bn in December), from about $25bn in 2020. The July 2025 GENIUS Act gave them a federal framework requiring 1:1 backing in cash and short-dated Treasuries (93 days or less) plus repo, with monthly disclosure. The US Treasury Secretary has openly framed the law as a tool to cement dollar dominance and “surge” demand for US Treasuries, projecting a multitrillion-dollar market.</w:t>
       </w:r>
     </w:p>
     <w:p>
@@ -5601,7 +5639,7 @@
       </w:r>
       <w:r>
         <w:rPr/>
-        <w:t xml:space="preserve">The live development: the SEC’s mandate to centrally clear US Treasuries (cash by end-2026, repo by mid-2027) — the regulators’ fix for the basis-trade risk in Set 1 — will route an enormous additional volume through CCPs, </w:t>
+        <w:t xml:space="preserve">The live development: the SEC’s mandate to centrally clear US Treasuries (cash by end-2026, repo by mid-2027) — the regulators’ fix for the basis-trade risk in Section 1 — will route an enormous additional volume through CCPs, </w:t>
       </w:r>
       <w:r>
         <w:rPr>
@@ -5796,7 +5834,7 @@
             </w:pPr>
             <w:r>
               <w:rPr/>
-              <w:t>After the 2008 crisis, regulators routed most trading through a few ‘clearinghouses’ — middlemen that sit between buyers and sellers and guarantee trades. This made the system safer in normal times, but it piled the leftover risk into a handful of giant hubs that are now ‘too important to fail.’ The catch: these hubs demand more cash from their members exactly when markets are panicking and cash is scarce — which can make a crisis worse. And a new rule pushing US government-bond trading through them (the fix for a problem in Set 1) is concentrating even more risk in one place. Failures are very rare and the safety buffers are big, so this is a low-probability tail risk — but if it ever broke, it would be a system-wide event.</w:t>
+              <w:t>After the 2008 crisis, regulators routed most trading through a few ‘clearinghouses’ — middlemen that sit between buyers and sellers and guarantee trades. This made the system safer in normal times, but it piled the leftover risk into a handful of giant hubs that are now ‘too important to fail.’ The catch: these hubs demand more cash from their members exactly when markets are panicking and cash is scarce — which can make a crisis worse. And a new rule pushing US government-bond trading through them (the fix for a problem in Section 1) is concentrating even more risk in one place. Failures are very rare and the safety buffers are big, so this is a low-probability tail risk — but if it ever broke, it would be a system-wide event.</w:t>
             </w:r>
           </w:p>
         </w:tc>
@@ -11201,7 +11239,7 @@
       </w:r>
       <w:r>
         <w:rPr/>
-        <w:t>The market’s verdict is the tell. The spread between French (OAT) and German (Bund) 10-year yields widened at its peak to levels on par with the 2012 eurozone crisis, and at one point French borrowing costs matched or exceeded Italy’s — a once-unthinkable milestone. After February’s budget passage, the risk premium eased back toward mid-2024 levels, but the structural fragility did not go away.</w:t>
+        <w:t>The market’s verdict is the tell. The spread between French (OAT) and German (Bund) 10-year yields widened at its peak to the widest since the 2012 eurozone crisis (though well short of that crisis's highs), and at one point French borrowing costs matched or exceeded Italy’s — a once-unthinkable milestone. The rating agencies followed: Fitch (12 September 2025) and S&amp;P (mid-October 2025) cut France to A+, and Moody's moved its Aa3 rating to a negative outlook (24 October 2025). After February’s budget passage, the risk premium eased back toward mid-2024 levels, but the structural fragility did not go away.</w:t>
       </w:r>
     </w:p>
     <w:p>
@@ -12059,7 +12097,7 @@
       </w:r>
       <w:r>
         <w:rPr/>
-        <w:t>The world’s central banks have bought more than 4,000 tonnes of gold between 2022 and early 2026 — the largest sustained official accumulation in modern history. They bought 863 tonnes in 2025 (down from ~1,090 in 2024 only because record prices made them more selective, not less committed). Gold hit an all-time high of $5,589/oz on 28 January 2026 before easing to around $4,300 by mid-June.</w:t>
+        <w:t>The world’s central banks have bought more than 4,000 tonnes of gold between 2022 and early 2026 — the largest sustained official accumulation in modern history. They bought 863 tonnes in 2025 (down from ~1,090 in 2024 only because record prices made them more selective, not less committed). Gold hit an all-time high near $5,600/oz in late January 2026 before easing to around $4,300 by mid-June.</w:t>
       </w:r>
     </w:p>
     <w:p>
@@ -12221,7 +12259,7 @@
       </w:pPr>
       <w:r>
         <w:rPr/>
-        <w:t>Nothing here implies a dollar collapse. The dollar remains dominant in trade invoicing, debt issuance, and payments; reserve shifts unfold over decades; and a 57% share is still overwhelming. Gold buying can simply be sensible diversification after a generation of over-concentration. The caution is directional: reserve-currency transitions historically show up in the data long before they register in public consciousness, and a steady bid for gold over Treasuries is the same “who will buy government debt?” question from Set 1, seen from the official-sector side.</w:t>
+        <w:t>Nothing here implies a dollar collapse. The dollar remains dominant in trade invoicing, debt issuance, and payments; reserve shifts unfold over decades; and a 57% share is still overwhelming. Gold buying can simply be sensible diversification after a generation of over-concentration. The caution is directional: reserve-currency transitions historically show up in the data long before they register in public consciousness, and a steady bid for gold over Treasuries is the same “who will buy government debt?” question from Section 1, seen from the official-sector side.</w:t>
       </w:r>
     </w:p>
     <w:p>
@@ -13029,7 +13067,7 @@
       </w:r>
       <w:r>
         <w:rPr/>
-        <w:t>Concrete near-term example: the US Social Security retirement trust fund is projected to be depleted around 2033, after which incoming taxes would cover only about 77% of scheduled benefits — an automatic ~23% cut absent reform, roughly $18,100 a year for an average retiring couple. US state and local pensions carry unfunded obligations estimated above $1.2tn.</w:t>
+        <w:t>Concrete near-term example: the US Social Security retirement trust fund is projected, in the Trustees' June 2026 report, to be depleted in late 2032, after which incoming taxes would cover only about 78% of scheduled benefits — an automatic cut of roughly a fifth absent reform. US state and local pensions carry unfunded obligations estimated above $1.2tn.</w:t>
       </w:r>
     </w:p>
     <w:p>
@@ -13213,7 +13251,7 @@
             </w:pPr>
             <w:r>
               <w:rPr/>
-              <w:t>People are living longer and having fewer children, so there are fewer workers supporting each retiree. The pension and Social Security systems built for a younger world are short of money — by trillions, over the coming decades. It’s not a crisis tomorrow, but the longer governments wait, the harsher the eventual fix: later retirement ages, higher taxes, or smaller benefits. In the US specifically, Social Security’s main fund is on track to run low around 2033, which would automatically trim benefits by roughly a quarter unless Congress acts. The practical takeaway: assume you may get somewhat less, somewhat later, than promised — and plan for it.</w:t>
+              <w:t>People are living longer and having fewer children, so there are fewer workers supporting each retiree. The pension and Social Security systems built for a younger world are short of money — by trillions, over the coming decades. It’s not a crisis tomorrow, but the longer governments wait, the harsher the eventual fix: later retirement ages, higher taxes, or smaller benefits. In the US specifically, Social Security’s main fund is on track to run out in late 2032, which would automatically trim benefits by roughly a fifth unless Congress acts. The practical takeaway: assume you may get somewhat less, somewhat later, than promised — and plan for it.</w:t>
             </w:r>
           </w:p>
         </w:tc>
@@ -15810,7 +15848,7 @@
       </w:r>
       <w:r>
         <w:rPr/>
-        <w:t>The concentration runs deeper than one company. ASML itself depends on a single optics supplier — Germany’s Zeiss — for the flawless mirrors EUV requires; the future pace of the technology is effectively gated by what Zeiss can build. The leading-edge chips themselves are made overwhelmingly by TSMC in Taiwan (which also depends on Taiwan’s water, per Story 3). So the entire digital economy funnels through one machine-maker, one optics-maker, and one island.</w:t>
+        <w:t>The concentration runs deeper than one company. ASML itself depends on a single optics supplier — Germany’s Zeiss — for the flawless mirrors EUV requires; the future pace of the technology is effectively gated by what Zeiss can build. The leading-edge chips themselves are made overwhelmingly by TSMC in Taiwan (which also depends on Taiwan’s water, per Story 20). So the entire digital economy funnels through one machine-maker, one optics-maker, and one island.</w:t>
       </w:r>
     </w:p>
     <w:p>
@@ -16756,7 +16794,7 @@
       </w:r>
       <w:r>
         <w:rPr/>
-        <w:t>Other chokepoints are flashing too. The Panama Canal cut transits ~40% during the 2023–24 drought (a water link to Story 3), and in 2026 became a US–China flashpoint after Panama’s top court voided a Hong Kong company’s port contracts — prompting China to detain scores of Panama-flagged vessels. The Strait of Malacca (80,000+ vessels a year) saw Indonesia float a transit toll. The deeper shift: disruption no longer needs a formal blockade — drones, mines, cyberattacks, dragged anchors, and insurance spikes can achieve the same effect far more cheaply.</w:t>
+        <w:t>Other chokepoints are flashing too. The Panama Canal cut transits ~40% during the 2023–24 drought (a water link to Story 20), and in 2026 became a US–China flashpoint after Panama’s top court voided a Hong Kong company’s port contracts — prompting China to detain scores of Panama-flagged vessels. The Strait of Malacca (80,000+ vessels a year) saw Indonesia float a transit toll before backtracking when its neighbours objected. The deeper shift: disruption no longer needs a formal blockade — drones, mines, cyberattacks, dragged anchors, and insurance spikes can achieve the same effect far more cheaply.</w:t>
       </w:r>
     </w:p>
     <w:p>
@@ -17729,7 +17767,7 @@
       </w:r>
       <w:r>
         <w:rPr/>
-        <w:t>AI is booming” is the headline; “the transformer has a four-year lead time” is not. The bottleneck lives in substations, interconnection queues, and utility rate cases — unglamorous, technical, and slow — even though it may decide whether the AI capex in Set 2 actually earns a return.</w:t>
+        <w:t>AI is booming” is the headline; “the transformer has a four-year lead time” is not. The bottleneck lives in substations, interconnection queues, and utility rate cases — unglamorous, technical, and slow — even though it may decide whether the AI capex in Section 2 actually earns a return.</w:t>
       </w:r>
     </w:p>
     <w:p>
@@ -18598,7 +18636,7 @@
       </w:r>
       <w:r>
         <w:rPr/>
-        <w:t>Prices already reflect the tension: copper traded above $11,700/ton (a record in December 2025) and topped $12,000 for the first time, after a ~35% gain in 2025. The supply problem is structural — falling ore grades, rising capital costs, permitting delays, water shortages in Chile, and a thin pipeline of new mines — compounded by 2025 disruptions at giant mines (a mud intrusion shut the Grasberg mine; flooding hit Kamoa-Kakula in the DRC).</w:t>
+        <w:t>Prices already reflect the tension: copper set repeated records in late 2025 after a ~35% gain for the year, and in January 2026 topped $13,000/ton on the London Metal Exchange for the first time. The supply problem is structural — falling ore grades, rising capital costs, permitting delays, water shortages in Chile, and a thin pipeline of new mines — compounded by 2025 disruptions at giant mines (a mud intrusion shut the Grasberg mine; flooding hit Kamoa-Kakula in the DRC).</w:t>
       </w:r>
     </w:p>
     <w:p>
@@ -18725,7 +18763,7 @@
       </w:pPr>
       <w:r>
         <w:rPr/>
-        <w:t>High prices are the cure for high prices: they spur exploration, recycling (which could double), substitution, and efficiency, and a prolonged Chinese slowdown (see Set 1) would soften demand. If supply responds and demand disappoints, the “deficit” arrives later and milder than feared. The vulnerability: the response time is measured in a decade-plus, ore grades keep falling regardless of price, and a cluster of mine disruptions can turn a forecast surplus into a real shortage in a single year.</w:t>
+        <w:t>High prices are the cure for high prices: they spur exploration, recycling (which could double), substitution, and efficiency, and a prolonged Chinese slowdown (see Story 14) would soften demand. If supply responds and demand disappoints, the “deficit” arrives later and milder than feared. The vulnerability: the response time is measured in a decade-plus, ore grades keep falling regardless of price, and a cluster of mine disruptions can turn a forecast surplus into a real shortage in a single year.</w:t>
       </w:r>
     </w:p>
     <w:p>
@@ -20465,7 +20503,7 @@
       </w:pPr>
       <w:r>
         <w:rPr/>
-        <w:t>Fertilizer is invisible until food gets expensive. It’s a chemistry-and-logistics story most people never think about — yet roughly half the world’s food production depends on synthetic fertilizer, and a fertilizer shock today is a grocery-bill and hunger shock 6–12 months later, especially in poorer importing countries (a direct link to the Set 1 developing-debt story).</w:t>
+        <w:t>Fertilizer is invisible until food gets expensive. It’s a chemistry-and-logistics story most people never think about — yet roughly half the world’s food production depends on synthetic fertilizer, and a fertilizer shock today is a grocery-bill and hunger shock 6–12 months later, especially in poorer importing countries (a direct link to the developing-world debt story, Story 10).</w:t>
       </w:r>
     </w:p>
     <w:p>
@@ -20894,6 +20932,124 @@
         <w:t>Physical &amp; Resource Limits is the floor the others stand on. The AI and electrification boom that powers the valuations and the mineral chokepoints runs straight into hard limits on power, copper, water and food — limits that are arithmetic, not sentiment, and therefore both the most certain and the most under-priced risks here. The honest synthesis is this: very few of these twenty-one stories are flashing red on their own today. The systemic risk lives in the correlations — that a single shock can light several layers at once, and that the firefighters now carry less water than they did. That is precisely why the companion tracker scores these stories by mechanism and watches the cross-section aggregates: the number that matters most is not any single story, but how many layers move together.</w:t>
       </w:r>
     </w:p>
+    <w:p>
+      <w:pPr>
+        <w:pStyle w:val="Heading3"/>
+        <w:rPr/>
+      </w:pPr>
+      <w:r>
+        <w:rPr/>
+        <w:t>Connections drawn more sharply in revision 1</w:t>
+      </w:r>
+    </w:p>
+    <w:p>
+      <w:pPr>
+        <w:pStyle w:val="Normal"/>
+        <w:spacing w:lineRule="exact" w:line="276" w:before="0" w:after="140"/>
+        <w:rPr/>
+      </w:pPr>
+      <w:r>
+        <w:rPr>
+          <w:b/>
+          <w:bCs/>
+        </w:rPr>
+        <w:t>One price behind four stories.</w:t>
+      </w:r>
+      <w:r>
+        <w:rPr/>
+        <w:t xml:space="preserve"> The basis trade (1), Japan’s carry trade (2), France (11) and leveraged pension hedges (13) all depend on the yield investors demand to hold long-dated government debt. When that global term premium rises, a long-end selloff in one market travels to the others through margins, currency hedges and spreads, so the MOVE index and 30-year yields in the US, Japan and Europe belong on the same watch screen.</w:t>
+      </w:r>
+    </w:p>
+    <w:p>
+      <w:pPr>
+        <w:pStyle w:val="Normal"/>
+        <w:spacing w:lineRule="exact" w:line="276" w:before="0" w:after="140"/>
+        <w:rPr/>
+      </w:pPr>
+      <w:r>
+        <w:rPr>
+          <w:b/>
+          <w:bCs/>
+        </w:rPr>
+        <w:t>Energy shocks reach the balance sheets through interest rates.</w:t>
+      </w:r>
+      <w:r>
+        <w:rPr/>
+        <w:t xml:space="preserve"> The Gulf disruption (17) is not only a trade story. Higher oil and gas prices lift inflation and can keep central banks tight or push them to hike, which is how a closed strait reaches long-end yields (1, 2, 11), the property refinancing wall (7), floating-rate private-credit borrowers (3) and fuel-importing debtor countries (10).</w:t>
+      </w:r>
+    </w:p>
+    <w:p>
+      <w:pPr>
+        <w:pStyle w:val="Normal"/>
+        <w:spacing w:lineRule="exact" w:line="276" w:before="0" w:after="140"/>
+        <w:rPr/>
+      </w:pPr>
+      <w:r>
+        <w:rPr>
+          <w:b/>
+          <w:bCs/>
+        </w:rPr>
+        <w:t>Private credit sits on both sides of the AI bet.</w:t>
+      </w:r>
+      <w:r>
+        <w:rPr/>
+        <w:t xml:space="preserve"> Story 3 treats AI as a threat to private-credit borrowers (software firms disrupted by AI); Story 6 shows private credit as a funder of AI data centres through off-balance-sheet vehicles and asset-backed loans. A disappointment in AI revenue would therefore hit the same lenders twice: through their data-centre loans and their software loans.</w:t>
+      </w:r>
+    </w:p>
+    <w:p>
+      <w:pPr>
+        <w:pStyle w:val="Normal"/>
+        <w:spacing w:lineRule="exact" w:line="276" w:before="0" w:after="140"/>
+        <w:rPr/>
+      </w:pPr>
+      <w:r>
+        <w:rPr>
+          <w:b/>
+          <w:bCs/>
+        </w:rPr>
+        <w:t>Energy spikes are a clearinghouse event too.</w:t>
+      </w:r>
+      <w:r>
+        <w:rPr/>
+        <w:t xml:space="preserve"> In 2022 surging gas and nickel prices produced margin calls large enough that European governments had to lend energy firms the cash to meet them. An oil and gas spike from the Gulf runs through the same clearinghouse margin models, so Story 17 is a direct trigger for Story 5, not only an indirect one through general volatility.</w:t>
+      </w:r>
+    </w:p>
+    <w:p>
+      <w:pPr>
+        <w:pStyle w:val="Normal"/>
+        <w:spacing w:lineRule="exact" w:line="276" w:before="0" w:after="140"/>
+        <w:rPr/>
+      </w:pPr>
+      <w:r>
+        <w:rPr>
+          <w:b/>
+          <w:bCs/>
+        </w:rPr>
+        <w:t>The same household pays several of these bills.</w:t>
+      </w:r>
+      <w:r>
+        <w:rPr/>
+        <w:t xml:space="preserve"> Higher electricity bills (18), rising home-insurance premiums (9) and, after the Gulf shock, fuel and food costs (17, 21) land on the lower-income households already behind on car loans and buy-now-pay-later plans (8). Watching any one bill understates the squeeze.</w:t>
+      </w:r>
+    </w:p>
+    <w:p>
+      <w:pPr>
+        <w:pStyle w:val="Normal"/>
+        <w:spacing w:lineRule="exact" w:line="276" w:before="0" w:after="140"/>
+        <w:rPr/>
+      </w:pPr>
+      <w:r>
+        <w:rPr>
+          <w:b/>
+          <w:bCs/>
+        </w:rPr>
+        <w:t>China holds three levers at once.</w:t>
+      </w:r>
+      <w:r>
+        <w:rPr/>
+        <w:t xml:space="preserve"> Cheap exports (14), mineral licences (15) and the response to chip export controls (16) are levers held by one actor. China’s October 2025 rare-earth rules reached explicitly into semiconductor supply chains, so an escalation in the chip contest can arrive as a minerals shock, and both feed the trade-retaliation cycle that shapes China’s export push.</w:t>
+      </w:r>
+    </w:p>
     <w:tbl>
       <w:tblPr>
         <w:tblW w:w="9360" w:type="dxa"/>
@@ -22116,7 +22272,655 @@
       </w:pPr>
       <w:r>
         <w:rPr/>
-        <w:t>4. Developing-world debt</w:t>
+        <w:t>4. Stablecoins</w:t>
+      </w:r>
+    </w:p>
+    <w:p>
+      <w:pPr>
+        <w:pStyle w:val="ListParagraph"/>
+        <w:numPr>
+          <w:ilvl w:val="0"/>
+          <w:numId w:val="1"/>
+        </w:numPr>
+        <w:spacing w:before="0" w:after="60"/>
+        <w:rPr/>
+      </w:pPr>
+      <w:r>
+        <w:rPr/>
+        <w:t xml:space="preserve">Brookings, Next steps for GENIUS payment stablecoins (Mar 2026) — </w:t>
+      </w:r>
+      <w:hyperlink r:id="rId30">
+        <w:r>
+          <w:rPr>
+            <w:rStyle w:val="Hyperlink"/>
+          </w:rPr>
+          <w:t>https://www.brookings.edu/articles/next-steps-for-genius-payment-stablecoins/</w:t>
+        </w:r>
+      </w:hyperlink>
+    </w:p>
+    <w:p>
+      <w:pPr>
+        <w:pStyle w:val="ListParagraph"/>
+        <w:numPr>
+          <w:ilvl w:val="0"/>
+          <w:numId w:val="1"/>
+        </w:numPr>
+        <w:spacing w:before="0" w:after="60"/>
+        <w:rPr/>
+      </w:pPr>
+      <w:r>
+        <w:rPr/>
+        <w:t xml:space="preserve">ECB, Stablecoins and the future of money (May 2026) — </w:t>
+      </w:r>
+      <w:hyperlink r:id="rId31">
+        <w:r>
+          <w:rPr>
+            <w:rStyle w:val="Hyperlink"/>
+          </w:rPr>
+          <w:t>https://www.ecb.europa.eu/press/key/date/2026/html/ecb.sp260508~dd909fbed1.en.html</w:t>
+        </w:r>
+      </w:hyperlink>
+    </w:p>
+    <w:p>
+      <w:pPr>
+        <w:pStyle w:val="ListParagraph"/>
+        <w:numPr>
+          <w:ilvl w:val="0"/>
+          <w:numId w:val="1"/>
+        </w:numPr>
+        <w:spacing w:before="0" w:after="60"/>
+        <w:rPr/>
+      </w:pPr>
+      <w:r>
+        <w:rPr/>
+        <w:t xml:space="preserve">US Treasury, Statement on enactment of the GENIUS Act — </w:t>
+      </w:r>
+      <w:hyperlink r:id="rId32">
+        <w:r>
+          <w:rPr>
+            <w:rStyle w:val="Hyperlink"/>
+          </w:rPr>
+          <w:t>https://home.treasury.gov/news/press-releases/sb0197</w:t>
+        </w:r>
+      </w:hyperlink>
+    </w:p>
+    <w:p>
+      <w:pPr>
+        <w:pStyle w:val="Heading3"/>
+        <w:rPr/>
+      </w:pPr>
+      <w:r>
+        <w:rPr/>
+        <w:t>5. Clearinghouses (CCPs)</w:t>
+      </w:r>
+    </w:p>
+    <w:p>
+      <w:pPr>
+        <w:pStyle w:val="ListParagraph"/>
+        <w:numPr>
+          <w:ilvl w:val="0"/>
+          <w:numId w:val="1"/>
+        </w:numPr>
+        <w:spacing w:before="0" w:after="60"/>
+        <w:rPr/>
+      </w:pPr>
+      <w:r>
+        <w:rPr/>
+        <w:t xml:space="preserve">Chicago Fed, How concentrated is the clearing ecosystem? (2024) — </w:t>
+      </w:r>
+      <w:hyperlink r:id="rId91">
+        <w:r>
+          <w:rPr>
+            <w:rStyle w:val="Hyperlink"/>
+          </w:rPr>
+          <w:t>https://www.chicagofed.org/publications/chicago-fed-letter/2024/497</w:t>
+        </w:r>
+      </w:hyperlink>
+    </w:p>
+    <w:p>
+      <w:pPr>
+        <w:pStyle w:val="ListParagraph"/>
+        <w:numPr>
+          <w:ilvl w:val="0"/>
+          <w:numId w:val="1"/>
+        </w:numPr>
+        <w:spacing w:before="0" w:after="60"/>
+        <w:rPr/>
+      </w:pPr>
+      <w:r>
+        <w:rPr/>
+        <w:t xml:space="preserve">Federal Reserve, Central Clearing and Systemic Liquidity Risk (2022) — </w:t>
+      </w:r>
+      <w:hyperlink r:id="rId92">
+        <w:r>
+          <w:rPr>
+            <w:rStyle w:val="Hyperlink"/>
+          </w:rPr>
+          <w:t>https://www.federalreserve.gov/econres/feds/central-clearing-and-systemic-liquidity-risk.htm</w:t>
+        </w:r>
+      </w:hyperlink>
+    </w:p>
+    <w:p>
+      <w:pPr>
+        <w:pStyle w:val="ListParagraph"/>
+        <w:numPr>
+          <w:ilvl w:val="0"/>
+          <w:numId w:val="1"/>
+        </w:numPr>
+        <w:spacing w:before="0" w:after="60"/>
+        <w:rPr/>
+      </w:pPr>
+      <w:r>
+        <w:rPr/>
+        <w:t xml:space="preserve">GARP, CCPs and the Risk of Concentration (Cecchetti) — </w:t>
+      </w:r>
+      <w:hyperlink r:id="rId93">
+        <w:r>
+          <w:rPr>
+            <w:rStyle w:val="Hyperlink"/>
+          </w:rPr>
+          <w:t>https://www.garp.org/risk-intelligence/credit/ccps-and-the-risk-of-concentration</w:t>
+        </w:r>
+      </w:hyperlink>
+    </w:p>
+    <w:p>
+      <w:pPr>
+        <w:pStyle w:val="ListParagraph"/>
+        <w:numPr>
+          <w:ilvl w:val="0"/>
+          <w:numId w:val="1"/>
+        </w:numPr>
+        <w:spacing w:before="0" w:after="60"/>
+        <w:rPr/>
+      </w:pPr>
+      <w:r>
+        <w:rPr/>
+        <w:t xml:space="preserve">IMF, Central Counterparties: Addressing Too Important to Fail — </w:t>
+      </w:r>
+      <w:hyperlink r:id="rId94">
+        <w:r>
+          <w:rPr>
+            <w:rStyle w:val="Hyperlink"/>
+          </w:rPr>
+          <w:t>https://www.imf.org/external/pubs/ft/wp/2015/wp1521.pdf</w:t>
+        </w:r>
+      </w:hyperlink>
+    </w:p>
+    <w:p>
+      <w:pPr>
+        <w:pStyle w:val="Normal"/>
+        <w:pBdr>
+          <w:bottom w:val="single" w:sz="6" w:space="1" w:color="1F4E79"/>
+        </w:pBdr>
+        <w:spacing w:before="0" w:after="120"/>
+        <w:rPr/>
+      </w:pPr>
+      <w:r>
+        <w:rPr/>
+      </w:r>
+    </w:p>
+    <w:p>
+      <w:pPr>
+        <w:pStyle w:val="Heading3"/>
+        <w:rPr/>
+      </w:pPr>
+      <w:r>
+        <w:rPr/>
+        <w:t>6. AI build-out financing</w:t>
+      </w:r>
+    </w:p>
+    <w:p>
+      <w:pPr>
+        <w:pStyle w:val="ListParagraph"/>
+        <w:numPr>
+          <w:ilvl w:val="0"/>
+          <w:numId w:val="1"/>
+        </w:numPr>
+        <w:spacing w:before="0" w:after="60"/>
+        <w:rPr/>
+      </w:pPr>
+      <w:r>
+        <w:rPr/>
+        <w:t xml:space="preserve">Bloomberg, AI Circular Deals (Mar 2026) — </w:t>
+      </w:r>
+      <w:hyperlink r:id="rId35">
+        <w:r>
+          <w:rPr>
+            <w:rStyle w:val="Hyperlink"/>
+          </w:rPr>
+          <w:t>https://www.bloomberg.com/graphics/2026-ai-circular-deals/</w:t>
+        </w:r>
+      </w:hyperlink>
+    </w:p>
+    <w:p>
+      <w:pPr>
+        <w:pStyle w:val="ListParagraph"/>
+        <w:numPr>
+          <w:ilvl w:val="0"/>
+          <w:numId w:val="1"/>
+        </w:numPr>
+        <w:spacing w:before="0" w:after="60"/>
+        <w:rPr/>
+      </w:pPr>
+      <w:r>
+        <w:rPr/>
+        <w:t xml:space="preserve">Breckinridge, The Price of AI: capex rewriting balance sheets (May 2026) — </w:t>
+      </w:r>
+      <w:hyperlink r:id="rId36">
+        <w:r>
+          <w:rPr>
+            <w:rStyle w:val="Hyperlink"/>
+          </w:rPr>
+          <w:t>https://www.breckinridge.com/insights/the-price-of-ai-how-capex-is-rewriting-tech-balance-sheets</w:t>
+        </w:r>
+      </w:hyperlink>
+    </w:p>
+    <w:p>
+      <w:pPr>
+        <w:pStyle w:val="ListParagraph"/>
+        <w:numPr>
+          <w:ilvl w:val="0"/>
+          <w:numId w:val="1"/>
+        </w:numPr>
+        <w:spacing w:before="0" w:after="60"/>
+        <w:rPr/>
+      </w:pPr>
+      <w:r>
+        <w:rPr/>
+        <w:t xml:space="preserve">Allianz Research, AI capex cycle (Mar 2026) — </w:t>
+      </w:r>
+      <w:hyperlink r:id="rId37">
+        <w:r>
+          <w:rPr>
+            <w:rStyle w:val="Hyperlink"/>
+          </w:rPr>
+          <w:t>https://www.allianz.com/content/dam/onemarketing/azcom/Allianz_com/economic-research/publications/specials/en/2026/march/2026_03_25_AI.pdf</w:t>
+        </w:r>
+      </w:hyperlink>
+    </w:p>
+    <w:p>
+      <w:pPr>
+        <w:pStyle w:val="ListParagraph"/>
+        <w:numPr>
+          <w:ilvl w:val="0"/>
+          <w:numId w:val="1"/>
+        </w:numPr>
+        <w:spacing w:before="0" w:after="60"/>
+        <w:rPr/>
+      </w:pPr>
+      <w:r>
+        <w:rPr/>
+        <w:t xml:space="preserve">Solanki (SSRN), The AI Circular Economy: Systemic Risk (Apr 2026) — </w:t>
+      </w:r>
+      <w:hyperlink r:id="rId38">
+        <w:r>
+          <w:rPr>
+            <w:rStyle w:val="Hyperlink"/>
+          </w:rPr>
+          <w:t>https://papers.ssrn.com/sol3/Delivery.cfm/6672478.pdf?abstractid=6672478&amp;mirid=1</w:t>
+        </w:r>
+      </w:hyperlink>
+    </w:p>
+    <w:p>
+      <w:pPr>
+        <w:pStyle w:val="ListParagraph"/>
+        <w:numPr>
+          <w:ilvl w:val="0"/>
+          <w:numId w:val="1"/>
+        </w:numPr>
+        <w:spacing w:before="0" w:after="60"/>
+        <w:rPr/>
+      </w:pPr>
+      <w:r>
+        <w:rPr/>
+        <w:t xml:space="preserve">National Law Review, AI data-center capex &amp; disclosure risks (Apr 2026) — </w:t>
+      </w:r>
+      <w:hyperlink r:id="rId39">
+        <w:r>
+          <w:rPr>
+            <w:rStyle w:val="Hyperlink"/>
+          </w:rPr>
+          <w:t>https://natlawreview.com/article/ai-data-center-construction-deal-structure-financing-and-cash-flow-implications</w:t>
+        </w:r>
+      </w:hyperlink>
+    </w:p>
+    <w:p>
+      <w:pPr>
+        <w:pStyle w:val="Heading3"/>
+        <w:rPr/>
+      </w:pPr>
+      <w:r>
+        <w:rPr/>
+        <w:t>7. CRE maturity wall / regional banks</w:t>
+      </w:r>
+    </w:p>
+    <w:p>
+      <w:pPr>
+        <w:pStyle w:val="ListParagraph"/>
+        <w:numPr>
+          <w:ilvl w:val="0"/>
+          <w:numId w:val="1"/>
+        </w:numPr>
+        <w:spacing w:before="0" w:after="60"/>
+        <w:rPr/>
+      </w:pPr>
+      <w:r>
+        <w:rPr/>
+        <w:t xml:space="preserve">Reed Smith, The Debt Maturity Wall and 2026 Wave (Feb 2026) — </w:t>
+      </w:r>
+      <w:hyperlink r:id="rId40">
+        <w:r>
+          <w:rPr>
+            <w:rStyle w:val="Hyperlink"/>
+          </w:rPr>
+          <w:t>https://www.reedsmith.com/our-insights/blogs/real-estate-legal-update/102mijo/the-debt-maturity-wall-and-2026-wave-challenges-and-opportunities/</w:t>
+        </w:r>
+      </w:hyperlink>
+    </w:p>
+    <w:p>
+      <w:pPr>
+        <w:pStyle w:val="ListParagraph"/>
+        <w:numPr>
+          <w:ilvl w:val="0"/>
+          <w:numId w:val="1"/>
+        </w:numPr>
+        <w:spacing w:before="0" w:after="60"/>
+        <w:rPr/>
+      </w:pPr>
+      <w:r>
+        <w:rPr/>
+        <w:t xml:space="preserve">CRE Daily / Trepp, CMBS Maturity Wall (May 2026) — </w:t>
+      </w:r>
+      <w:hyperlink r:id="rId41">
+        <w:r>
+          <w:rPr>
+            <w:rStyle w:val="Hyperlink"/>
+          </w:rPr>
+          <w:t>https://www.credaily.com/briefs/cmbs-maturity-wall-tests-refinancing-in-2026/</w:t>
+        </w:r>
+      </w:hyperlink>
+    </w:p>
+    <w:p>
+      <w:pPr>
+        <w:pStyle w:val="ListParagraph"/>
+        <w:numPr>
+          <w:ilvl w:val="0"/>
+          <w:numId w:val="1"/>
+        </w:numPr>
+        <w:spacing w:before="0" w:after="60"/>
+        <w:rPr/>
+      </w:pPr>
+      <w:r>
+        <w:rPr/>
+        <w:t xml:space="preserve">BRG ThinkSet, Banks Face a $2T CRE Maturity Wall — </w:t>
+      </w:r>
+      <w:hyperlink r:id="rId42">
+        <w:r>
+          <w:rPr>
+            <w:rStyle w:val="Hyperlink"/>
+          </w:rPr>
+          <w:t>https://www.thinkbrg.com/thinkset/ts-delponti-banks-cre-debt-maturity-wall/</w:t>
+        </w:r>
+      </w:hyperlink>
+    </w:p>
+    <w:p>
+      <w:pPr>
+        <w:pStyle w:val="ListParagraph"/>
+        <w:numPr>
+          <w:ilvl w:val="0"/>
+          <w:numId w:val="1"/>
+        </w:numPr>
+        <w:spacing w:before="0" w:after="60"/>
+        <w:rPr/>
+      </w:pPr>
+      <w:r>
+        <w:rPr/>
+        <w:t xml:space="preserve">Maturing Loans, The 2026 CRE Maturity Wall Explained — </w:t>
+      </w:r>
+      <w:hyperlink r:id="rId43">
+        <w:r>
+          <w:rPr>
+            <w:rStyle w:val="Hyperlink"/>
+          </w:rPr>
+          <w:t>https://maturingloans.com/maturity-wall.html</w:t>
+        </w:r>
+      </w:hyperlink>
+    </w:p>
+    <w:p>
+      <w:pPr>
+        <w:pStyle w:val="Heading3"/>
+        <w:rPr/>
+      </w:pPr>
+      <w:r>
+        <w:rPr/>
+        <w:t>8. Hidden consumer debt</w:t>
+      </w:r>
+    </w:p>
+    <w:p>
+      <w:pPr>
+        <w:pStyle w:val="ListParagraph"/>
+        <w:numPr>
+          <w:ilvl w:val="0"/>
+          <w:numId w:val="1"/>
+        </w:numPr>
+        <w:spacing w:before="0" w:after="60"/>
+        <w:rPr/>
+      </w:pPr>
+      <w:r>
+        <w:rPr/>
+        <w:t xml:space="preserve">Richmond Fed, Buy Now, Pay Later: Recent Developments (Feb 2026) — </w:t>
+      </w:r>
+      <w:hyperlink r:id="rId48">
+        <w:r>
+          <w:rPr>
+            <w:rStyle w:val="Hyperlink"/>
+          </w:rPr>
+          <w:t>https://www.richmondfed.org/publications/research/economic_brief/2026/eb_26-05</w:t>
+        </w:r>
+      </w:hyperlink>
+    </w:p>
+    <w:p>
+      <w:pPr>
+        <w:pStyle w:val="ListParagraph"/>
+        <w:numPr>
+          <w:ilvl w:val="0"/>
+          <w:numId w:val="1"/>
+        </w:numPr>
+        <w:spacing w:before="0" w:after="60"/>
+        <w:rPr/>
+      </w:pPr>
+      <w:r>
+        <w:rPr/>
+        <w:t xml:space="preserve">CarEdge, Auto Loan Crisis Hits 32-Year Record (Feb 2026) — </w:t>
+      </w:r>
+      <w:hyperlink r:id="rId49">
+        <w:r>
+          <w:rPr>
+            <w:rStyle w:val="Hyperlink"/>
+          </w:rPr>
+          <w:t>https://caredge.com/guides/auto-loan-crisis-32-year-record</w:t>
+        </w:r>
+      </w:hyperlink>
+    </w:p>
+    <w:p>
+      <w:pPr>
+        <w:pStyle w:val="ListParagraph"/>
+        <w:numPr>
+          <w:ilvl w:val="0"/>
+          <w:numId w:val="1"/>
+        </w:numPr>
+        <w:spacing w:before="0" w:after="60"/>
+        <w:rPr/>
+      </w:pPr>
+      <w:r>
+        <w:rPr/>
+        <w:t xml:space="preserve">The Honest Economist, BNPL and household debt (2026) — </w:t>
+      </w:r>
+      <w:hyperlink r:id="rId50">
+        <w:r>
+          <w:rPr>
+            <w:rStyle w:val="Hyperlink"/>
+          </w:rPr>
+          <w:t>https://www.honesteconomist.com/column/buy-now-pay-later-and-household-debt</w:t>
+        </w:r>
+      </w:hyperlink>
+    </w:p>
+    <w:p>
+      <w:pPr>
+        <w:pStyle w:val="ListParagraph"/>
+        <w:numPr>
+          <w:ilvl w:val="0"/>
+          <w:numId w:val="1"/>
+        </w:numPr>
+        <w:spacing w:before="0" w:after="60"/>
+        <w:rPr/>
+      </w:pPr>
+      <w:r>
+        <w:rPr/>
+        <w:t xml:space="preserve">TechCrunch, BNPL is expanding fast (Nov 2025) — </w:t>
+      </w:r>
+      <w:hyperlink r:id="rId51">
+        <w:r>
+          <w:rPr>
+            <w:rStyle w:val="Hyperlink"/>
+          </w:rPr>
+          <w:t>https://techcrunch.com/2025/11/16/bnpl-is-expanding-fast-and-that-should-worry-everyone/</w:t>
+        </w:r>
+      </w:hyperlink>
+    </w:p>
+    <w:p>
+      <w:pPr>
+        <w:pStyle w:val="ListParagraph"/>
+        <w:numPr>
+          <w:ilvl w:val="0"/>
+          <w:numId w:val="1"/>
+        </w:numPr>
+        <w:spacing w:before="0" w:after="60"/>
+        <w:rPr/>
+      </w:pPr>
+      <w:r>
+        <w:rPr/>
+        <w:t xml:space="preserve">Wolf Street, Subprime &amp; prime auto loans Q1 2026 — </w:t>
+      </w:r>
+      <w:hyperlink r:id="rId52">
+        <w:r>
+          <w:rPr>
+            <w:rStyle w:val="Hyperlink"/>
+          </w:rPr>
+          <w:t>https://wolfstreet.com/2026/05/19/auto-loan-balances-debt-to-income-ratio-and-delinquencies-of-subprime-prime-auto-loans-in-q1-2026-how-bad-is-it/</w:t>
+        </w:r>
+      </w:hyperlink>
+    </w:p>
+    <w:p>
+      <w:pPr>
+        <w:pStyle w:val="Heading3"/>
+        <w:rPr/>
+      </w:pPr>
+      <w:r>
+        <w:rPr/>
+        <w:t>9. Insurance retreat</w:t>
+      </w:r>
+    </w:p>
+    <w:p>
+      <w:pPr>
+        <w:pStyle w:val="ListParagraph"/>
+        <w:numPr>
+          <w:ilvl w:val="0"/>
+          <w:numId w:val="1"/>
+        </w:numPr>
+        <w:spacing w:before="0" w:after="60"/>
+        <w:rPr/>
+      </w:pPr>
+      <w:r>
+        <w:rPr/>
+        <w:t xml:space="preserve">Levy Institute, A Premium Crisis (May 2026) — </w:t>
+      </w:r>
+      <w:hyperlink r:id="rId57">
+        <w:r>
+          <w:rPr>
+            <w:rStyle w:val="Hyperlink"/>
+          </w:rPr>
+          <w:t>https://www.levyinstitute.org/publications/a-premium-crisis-climate-change-threatens-homeowners-insurance-housing-and-financial-stability/</w:t>
+        </w:r>
+      </w:hyperlink>
+    </w:p>
+    <w:p>
+      <w:pPr>
+        <w:pStyle w:val="ListParagraph"/>
+        <w:numPr>
+          <w:ilvl w:val="0"/>
+          <w:numId w:val="1"/>
+        </w:numPr>
+        <w:spacing w:before="0" w:after="60"/>
+        <w:rPr/>
+      </w:pPr>
+      <w:r>
+        <w:rPr/>
+        <w:t xml:space="preserve">Yale Law Journal, The Uninsurable Future (Dec 2025) — </w:t>
+      </w:r>
+      <w:hyperlink r:id="rId58">
+        <w:r>
+          <w:rPr>
+            <w:rStyle w:val="Hyperlink"/>
+          </w:rPr>
+          <w:t>https://yalelawjournal.org/essay/the-uninsurable-future-the-climate-threat-to-property-insurance-and-how-to-stop-it</w:t>
+        </w:r>
+      </w:hyperlink>
+    </w:p>
+    <w:p>
+      <w:pPr>
+        <w:pStyle w:val="ListParagraph"/>
+        <w:numPr>
+          <w:ilvl w:val="0"/>
+          <w:numId w:val="1"/>
+        </w:numPr>
+        <w:spacing w:before="0" w:after="60"/>
+        <w:rPr/>
+      </w:pPr>
+      <w:r>
+        <w:rPr/>
+        <w:t xml:space="preserve">Center for American Progress, Managing the Property Insurance Crisis (Mar 2026) — </w:t>
+      </w:r>
+      <w:hyperlink r:id="rId59">
+        <w:r>
+          <w:rPr>
+            <w:rStyle w:val="Hyperlink"/>
+          </w:rPr>
+          <w:t>https://www.americanprogress.org/article/managing-the-climate-change-fueled-property-insurance-crisis/</w:t>
+        </w:r>
+      </w:hyperlink>
+    </w:p>
+    <w:p>
+      <w:pPr>
+        <w:pStyle w:val="ListParagraph"/>
+        <w:numPr>
+          <w:ilvl w:val="0"/>
+          <w:numId w:val="1"/>
+        </w:numPr>
+        <w:spacing w:before="0" w:after="60"/>
+        <w:rPr/>
+      </w:pPr>
+      <w:r>
+        <w:rPr/>
+        <w:t xml:space="preserve">Reliance/Reuters tracker, Climate making homes uninsurable (2026) — </w:t>
+      </w:r>
+      <w:hyperlink r:id="rId60">
+        <w:r>
+          <w:rPr>
+            <w:rStyle w:val="Hyperlink"/>
+          </w:rPr>
+          <w:t>https://www.reliance.school/blog/climate-change-is-making-homes-uninsurable-how-is-your-state-affected</w:t>
+        </w:r>
+      </w:hyperlink>
+    </w:p>
+    <w:p>
+      <w:pPr>
+        <w:pStyle w:val="Heading3"/>
+        <w:rPr/>
+      </w:pPr>
+      <w:r>
+        <w:rPr/>
+        <w:t>10. Developing-world debt</w:t>
       </w:r>
     </w:p>
     <w:p>
@@ -22218,7 +23022,326 @@
       </w:pPr>
       <w:r>
         <w:rPr/>
-        <w:t>5. China exported deflation</w:t>
+        <w:t>11. France / eurozone</w:t>
+      </w:r>
+    </w:p>
+    <w:p>
+      <w:pPr>
+        <w:pStyle w:val="ListParagraph"/>
+        <w:numPr>
+          <w:ilvl w:val="0"/>
+          <w:numId w:val="1"/>
+        </w:numPr>
+        <w:spacing w:before="0" w:after="60"/>
+        <w:rPr/>
+      </w:pPr>
+      <w:r>
+        <w:rPr/>
+        <w:t xml:space="preserve">Al Jazeera, France adopts 2026 budget after no-confidence votes fail (Feb 2026) — </w:t>
+      </w:r>
+      <w:hyperlink r:id="rId44">
+        <w:r>
+          <w:rPr>
+            <w:rStyle w:val="Hyperlink"/>
+          </w:rPr>
+          <w:t>https://www.aljazeera.com/news/2026/2/2/france-adopts-2026-budget-after-two-no-confidence-votes-fail</w:t>
+        </w:r>
+      </w:hyperlink>
+    </w:p>
+    <w:p>
+      <w:pPr>
+        <w:pStyle w:val="ListParagraph"/>
+        <w:numPr>
+          <w:ilvl w:val="0"/>
+          <w:numId w:val="1"/>
+        </w:numPr>
+        <w:spacing w:before="0" w:after="60"/>
+        <w:rPr/>
+      </w:pPr>
+      <w:r>
+        <w:rPr/>
+        <w:t xml:space="preserve">Euronews, France adopts 2026 budget (Feb 2026) — </w:t>
+      </w:r>
+      <w:hyperlink r:id="rId45">
+        <w:r>
+          <w:rPr>
+            <w:rStyle w:val="Hyperlink"/>
+          </w:rPr>
+          <w:t>https://www.euronews.com/2026/02/02/france-adopts-2026-budget-after-government-survives-no-confidence-votes</w:t>
+        </w:r>
+      </w:hyperlink>
+    </w:p>
+    <w:p>
+      <w:pPr>
+        <w:pStyle w:val="ListParagraph"/>
+        <w:numPr>
+          <w:ilvl w:val="0"/>
+          <w:numId w:val="1"/>
+        </w:numPr>
+        <w:spacing w:before="0" w:after="60"/>
+        <w:rPr/>
+      </w:pPr>
+      <w:r>
+        <w:rPr/>
+        <w:t xml:space="preserve">OMFIF, Putting a price on French political turmoil (Oct 2025) — </w:t>
+      </w:r>
+      <w:hyperlink r:id="rId46">
+        <w:r>
+          <w:rPr>
+            <w:rStyle w:val="Hyperlink"/>
+          </w:rPr>
+          <w:t>https://www.omfif.org/2025/10/putting-a-price-on-french-political-turmoil/</w:t>
+        </w:r>
+      </w:hyperlink>
+    </w:p>
+    <w:p>
+      <w:pPr>
+        <w:pStyle w:val="ListParagraph"/>
+        <w:numPr>
+          <w:ilvl w:val="0"/>
+          <w:numId w:val="1"/>
+        </w:numPr>
+        <w:spacing w:before="0" w:after="60"/>
+        <w:rPr/>
+      </w:pPr>
+      <w:r>
+        <w:rPr/>
+        <w:t xml:space="preserve">ING, France’s fiscal outlook deteriorates (Sep 2025) — </w:t>
+      </w:r>
+      <w:hyperlink r:id="rId47">
+        <w:r>
+          <w:rPr>
+            <w:rStyle w:val="Hyperlink"/>
+          </w:rPr>
+          <w:t>https://think.ing.com/articles/frances-fiscal-outlook-deteriorates-but-a-full-blown-crisis-remains-unlikely/</w:t>
+        </w:r>
+      </w:hyperlink>
+    </w:p>
+    <w:p>
+      <w:pPr>
+        <w:pStyle w:val="Heading3"/>
+        <w:rPr/>
+      </w:pPr>
+      <w:r>
+        <w:rPr/>
+        <w:t>12. Gold / de-dollarization</w:t>
+      </w:r>
+    </w:p>
+    <w:p>
+      <w:pPr>
+        <w:pStyle w:val="ListParagraph"/>
+        <w:numPr>
+          <w:ilvl w:val="0"/>
+          <w:numId w:val="1"/>
+        </w:numPr>
+        <w:spacing w:before="0" w:after="60"/>
+        <w:rPr/>
+      </w:pPr>
+      <w:r>
+        <w:rPr/>
+        <w:t xml:space="preserve">World Gold Council, Central Bank Gold Reserves Survey 2026 — </w:t>
+      </w:r>
+      <w:hyperlink r:id="rId53">
+        <w:r>
+          <w:rPr>
+            <w:rStyle w:val="Hyperlink"/>
+          </w:rPr>
+          <w:t>https://www.gold.org/goldhub/research/central-bank-gold-reserves-survey-2026</w:t>
+        </w:r>
+      </w:hyperlink>
+    </w:p>
+    <w:p>
+      <w:pPr>
+        <w:pStyle w:val="ListParagraph"/>
+        <w:numPr>
+          <w:ilvl w:val="0"/>
+          <w:numId w:val="1"/>
+        </w:numPr>
+        <w:spacing w:before="0" w:after="60"/>
+        <w:rPr/>
+      </w:pPr>
+      <w:r>
+        <w:rPr/>
+        <w:t xml:space="preserve">Federal Reserve (IFDP), De-Dollarization? Diversification? (2025) — </w:t>
+      </w:r>
+      <w:hyperlink r:id="rId54">
+        <w:r>
+          <w:rPr>
+            <w:rStyle w:val="Hyperlink"/>
+          </w:rPr>
+          <w:t>https://www.federalreserve.gov/econres/ifdp/exploring-central-bank-gold-purchases-and-the-dollars-role-in-international-reserves.htm</w:t>
+        </w:r>
+      </w:hyperlink>
+    </w:p>
+    <w:p>
+      <w:pPr>
+        <w:pStyle w:val="ListParagraph"/>
+        <w:numPr>
+          <w:ilvl w:val="0"/>
+          <w:numId w:val="1"/>
+        </w:numPr>
+        <w:spacing w:before="0" w:after="60"/>
+        <w:rPr/>
+      </w:pPr>
+      <w:r>
+        <w:rPr/>
+        <w:t xml:space="preserve">Bullion Trading LLC, Dollar-to-Gold Reserve Shift 2026 — </w:t>
+      </w:r>
+      <w:hyperlink r:id="rId55">
+        <w:r>
+          <w:rPr>
+            <w:rStyle w:val="Hyperlink"/>
+          </w:rPr>
+          <w:t>https://bulliontradingllc.com/blog/central-banks-buying-gold-dollar-reserve-shift/</w:t>
+        </w:r>
+      </w:hyperlink>
+    </w:p>
+    <w:p>
+      <w:pPr>
+        <w:pStyle w:val="ListParagraph"/>
+        <w:numPr>
+          <w:ilvl w:val="0"/>
+          <w:numId w:val="1"/>
+        </w:numPr>
+        <w:spacing w:before="0" w:after="60"/>
+        <w:rPr/>
+      </w:pPr>
+      <w:r>
+        <w:rPr/>
+        <w:t xml:space="preserve">ISA Bullion, How central-bank buying impacts gold (2026) — </w:t>
+      </w:r>
+      <w:hyperlink r:id="rId56">
+        <w:r>
+          <w:rPr>
+            <w:rStyle w:val="Hyperlink"/>
+          </w:rPr>
+          <w:t>https://www.isabullion.com/articles/how-central-bank-buying-impacts-gold-prices-in-2026/</w:t>
+        </w:r>
+      </w:hyperlink>
+    </w:p>
+    <w:p>
+      <w:pPr>
+        <w:pStyle w:val="Heading3"/>
+        <w:rPr/>
+      </w:pPr>
+      <w:r>
+        <w:rPr/>
+        <w:t>13. Pensions / demographics</w:t>
+      </w:r>
+    </w:p>
+    <w:p>
+      <w:pPr>
+        <w:pStyle w:val="ListParagraph"/>
+        <w:numPr>
+          <w:ilvl w:val="0"/>
+          <w:numId w:val="1"/>
+        </w:numPr>
+        <w:spacing w:before="0" w:after="60"/>
+        <w:rPr/>
+      </w:pPr>
+      <w:r>
+        <w:rPr/>
+        <w:t xml:space="preserve">EBC Financial Group, The $224 Trillion Retirement Gap (Jun 2026) — </w:t>
+      </w:r>
+      <w:hyperlink r:id="rId61">
+        <w:r>
+          <w:rPr>
+            <w:rStyle w:val="Hyperlink"/>
+          </w:rPr>
+          <w:t>https://www.ebc.com/forex/global-pension-crisis-224-trillion-retirement-gap</w:t>
+        </w:r>
+      </w:hyperlink>
+    </w:p>
+    <w:p>
+      <w:pPr>
+        <w:pStyle w:val="ListParagraph"/>
+        <w:numPr>
+          <w:ilvl w:val="0"/>
+          <w:numId w:val="1"/>
+        </w:numPr>
+        <w:spacing w:before="0" w:after="60"/>
+        <w:rPr/>
+      </w:pPr>
+      <w:r>
+        <w:rPr/>
+        <w:t xml:space="preserve">World Finance, The looming pensions dilemma — </w:t>
+      </w:r>
+      <w:hyperlink r:id="rId62">
+        <w:r>
+          <w:rPr>
+            <w:rStyle w:val="Hyperlink"/>
+          </w:rPr>
+          <w:t>https://www.worldfinance.com/wealth-management/the-looming-pensions-dilemma</w:t>
+        </w:r>
+      </w:hyperlink>
+    </w:p>
+    <w:p>
+      <w:pPr>
+        <w:pStyle w:val="ListParagraph"/>
+        <w:numPr>
+          <w:ilvl w:val="0"/>
+          <w:numId w:val="1"/>
+        </w:numPr>
+        <w:spacing w:before="0" w:after="60"/>
+        <w:rPr/>
+      </w:pPr>
+      <w:r>
+        <w:rPr/>
+        <w:t xml:space="preserve">Harvard MRCBG, Global Pensions Underfunding — </w:t>
+      </w:r>
+      <w:hyperlink r:id="rId63">
+        <w:r>
+          <w:rPr>
+            <w:rStyle w:val="Hyperlink"/>
+          </w:rPr>
+          <w:t>https://www.hks.harvard.edu/centers/mrcbg/publications/awp/awp39</w:t>
+        </w:r>
+      </w:hyperlink>
+    </w:p>
+    <w:p>
+      <w:pPr>
+        <w:pStyle w:val="ListParagraph"/>
+        <w:numPr>
+          <w:ilvl w:val="0"/>
+          <w:numId w:val="1"/>
+        </w:numPr>
+        <w:spacing w:before="0" w:after="60"/>
+        <w:rPr/>
+      </w:pPr>
+      <w:r>
+        <w:rPr/>
+        <w:t xml:space="preserve">Cambridge / J. Public Policy, Retirement challenges amid demographic change (2026) — </w:t>
+      </w:r>
+      <w:hyperlink r:id="rId64">
+        <w:r>
+          <w:rPr>
+            <w:rStyle w:val="Hyperlink"/>
+          </w:rPr>
+          <w:t>https://www.cambridge.org/core/journals/journal-of-public-policy/article/retirement-challenges-amidst-demographic-changes/BEAC8ED78B3E9446C64A6B1D3056E5A8</w:t>
+        </w:r>
+      </w:hyperlink>
+    </w:p>
+    <w:p>
+      <w:pPr>
+        <w:pStyle w:val="Normal"/>
+        <w:pBdr>
+          <w:bottom w:val="single" w:sz="6" w:space="1" w:color="1F4E79"/>
+        </w:pBdr>
+        <w:spacing w:before="0" w:after="120"/>
+        <w:rPr/>
+      </w:pPr>
+      <w:r>
+        <w:rPr/>
+      </w:r>
+    </w:p>
+    <w:p>
+      <w:pPr>
+        <w:pStyle w:val="Heading3"/>
+        <w:rPr/>
+      </w:pPr>
+      <w:r>
+        <w:rPr/>
+        <w:t>14. China exported deflation</w:t>
       </w:r>
     </w:p>
     <w:p>
@@ -22297,7 +23420,7 @@
       </w:pPr>
       <w:r>
         <w:rPr/>
-        <w:t>6. Critical minerals</w:t>
+        <w:t>15. Critical minerals</w:t>
       </w:r>
     </w:p>
     <w:p>
@@ -22399,7 +23522,7 @@
       </w:pPr>
       <w:r>
         <w:rPr/>
-        <w:t>7. Stablecoins</w:t>
+        <w:t>16. Lithography / ASML</w:t>
       </w:r>
     </w:p>
     <w:p>
@@ -22414,14 +23537,14 @@
       </w:pPr>
       <w:r>
         <w:rPr/>
-        <w:t xml:space="preserve">Brookings, Next steps for GENIUS payment stablecoins (Mar 2026) — </w:t>
-      </w:r>
-      <w:hyperlink r:id="rId30">
+        <w:t xml:space="preserve">TechMarketBriefs, ASML EUV monopoly, earnings &amp; forecast (Apr 2026) — </w:t>
+      </w:r>
+      <w:hyperlink r:id="rId82">
         <w:r>
           <w:rPr>
             <w:rStyle w:val="Hyperlink"/>
           </w:rPr>
-          <w:t>https://www.brookings.edu/articles/next-steps-for-genius-payment-stablecoins/</w:t>
+          <w:t>https://techmarketbriefs.com/companies/asml/</w:t>
         </w:r>
       </w:hyperlink>
     </w:p>
@@ -22437,14 +23560,14 @@
       </w:pPr>
       <w:r>
         <w:rPr/>
-        <w:t xml:space="preserve">ECB, Stablecoins and the future of money (May 2026) — </w:t>
-      </w:r>
-      <w:hyperlink r:id="rId31">
+        <w:t xml:space="preserve">Mazi Asset Management, Inside ASML’s Monopoly on Impossible Light (Apr 2026) — </w:t>
+      </w:r>
+      <w:hyperlink r:id="rId83">
         <w:r>
           <w:rPr>
             <w:rStyle w:val="Hyperlink"/>
           </w:rPr>
-          <w:t>https://www.ecb.europa.eu/press/key/date/2026/html/ecb.sp260508~dd909fbed1.en.html</w:t>
+          <w:t>https://www.mazi-assetmanagement.co.za/investment-insights/inside-asmls-monopoly-on-impossible-light</w:t>
         </w:r>
       </w:hyperlink>
     </w:p>
@@ -22460,26 +23583,16 @@
       </w:pPr>
       <w:r>
         <w:rPr/>
-        <w:t xml:space="preserve">US Treasury, Statement on enactment of the GENIUS Act — </w:t>
-      </w:r>
-      <w:hyperlink r:id="rId32">
+        <w:t xml:space="preserve">TechTimes, TSMC says ASML’s newest machine is too expensive (Jun 2026) — </w:t>
+      </w:r>
+      <w:hyperlink r:id="rId84">
         <w:r>
           <w:rPr>
             <w:rStyle w:val="Hyperlink"/>
           </w:rPr>
-          <w:t>https://home.treasury.gov/news/press-releases/sb0197</w:t>
+          <w:t>https://www.techtimes.com/articles/318252/20260611/even-tsmc-says-asmls-newest-machine-too-expensive-400-million-chip-bottleneck.htm</w:t>
         </w:r>
       </w:hyperlink>
-    </w:p>
-    <w:p>
-      <w:pPr>
-        <w:pStyle w:val="Heading3"/>
-        <w:rPr/>
-      </w:pPr>
-      <w:r>
-        <w:rPr/>
-        <w:t>Leading candidate for the next set</w:t>
-      </w:r>
     </w:p>
     <w:p>
       <w:pPr>
@@ -22493,16 +23606,26 @@
       </w:pPr>
       <w:r>
         <w:rPr/>
-        <w:t xml:space="preserve">Yale Law Journal, The Uninsurable Future (climate &amp; insurance retreat) — </w:t>
-      </w:r>
-      <w:hyperlink r:id="rId33">
+        <w:t xml:space="preserve">Asia Times, ASML as the last polite monopolist (May 2026) — </w:t>
+      </w:r>
+      <w:hyperlink r:id="rId85">
         <w:r>
           <w:rPr>
             <w:rStyle w:val="Hyperlink"/>
           </w:rPr>
-          <w:t>https://yalelawjournal.org/essay/the-uninsurable-future-the-climate-threat-to-property-insurance-and-how-to-stop-it</w:t>
+          <w:t>https://asiatimes.com/2026/04/asml-as-the-last-polite-monopolist/</w:t>
         </w:r>
       </w:hyperlink>
+    </w:p>
+    <w:p>
+      <w:pPr>
+        <w:pStyle w:val="Heading3"/>
+        <w:rPr/>
+      </w:pPr>
+      <w:r>
+        <w:rPr/>
+        <w:t>17. Sea lanes &amp; undersea cables</w:t>
+      </w:r>
     </w:p>
     <w:p>
       <w:pPr>
@@ -22516,57 +23639,16 @@
       </w:pPr>
       <w:r>
         <w:rPr/>
-        <w:t xml:space="preserve">Levy Institute, A Premium Crisis (insurance &amp; financial stability, May 2026) — </w:t>
-      </w:r>
-      <w:hyperlink r:id="rId34">
+        <w:t xml:space="preserve">UN News, Chokepoints and conflict: the Hormuz crisis (Apr 2026) — </w:t>
+      </w:r>
+      <w:hyperlink r:id="rId86">
         <w:r>
           <w:rPr>
             <w:rStyle w:val="Hyperlink"/>
           </w:rPr>
-          <w:t>https://www.levyinstitute.org/publications/a-premium-crisis-climate-change-threatens-homeowners-insurance-housing-and-financial-stability/</w:t>
+          <w:t>https://news.un.org/en/story/2026/04/1167383</w:t>
         </w:r>
       </w:hyperlink>
-    </w:p>
-    <w:p>
-      <w:pPr>
-        <w:pStyle w:val="Normal"/>
-        <w:pBdr>
-          <w:bottom w:val="single" w:sz="6" w:space="1" w:color="1F4E79"/>
-        </w:pBdr>
-        <w:spacing w:before="0" w:after="120"/>
-        <w:rPr/>
-      </w:pPr>
-      <w:r>
-        <w:rPr/>
-      </w:r>
-    </w:p>
-    <w:p>
-      <w:pPr>
-        <w:pStyle w:val="Normal"/>
-        <w:spacing w:lineRule="exact" w:line="276" w:before="0" w:after="140"/>
-        <w:rPr/>
-      </w:pPr>
-      <w:r>
-        <w:rPr>
-          <w:b/>
-          <w:bCs/>
-        </w:rPr>
-        <w:t xml:space="preserve">End of Set 1. </w:t>
-      </w:r>
-      <w:r>
-        <w:rPr/>
-        <w:t>If you judge these seven to be heavy enough in weight, the next set can lead with insurance-market retreat as a systemic risk, China’s local-government debt machinery in depth, and the eurozone’s fiscal-political strains — plus any thread above you want taken further.</w:t>
-      </w:r>
-    </w:p>
-    <w:p>
-      <w:pPr>
-        <w:pStyle w:val="Heading3"/>
-        <w:rPr/>
-      </w:pPr>
-      <w:r>
-        <w:rPr/>
-        <w:t>1. AI build-out financing</w:t>
-      </w:r>
     </w:p>
     <w:p>
       <w:pPr>
@@ -22580,14 +23662,14 @@
       </w:pPr>
       <w:r>
         <w:rPr/>
-        <w:t xml:space="preserve">Bloomberg, AI Circular Deals (Mar 2026) — </w:t>
-      </w:r>
-      <w:hyperlink r:id="rId35">
+        <w:t xml:space="preserve">CFR, Another Hormuz? The Red Sea’s threat to the global economy (Jun 2026) — </w:t>
+      </w:r>
+      <w:hyperlink r:id="rId87">
         <w:r>
           <w:rPr>
             <w:rStyle w:val="Hyperlink"/>
           </w:rPr>
-          <w:t>https://www.bloomberg.com/graphics/2026-ai-circular-deals/</w:t>
+          <w:t>https://www.cfr.org/articles/another-hormuz-the-red-seas-threat-to-the-global-economy</w:t>
         </w:r>
       </w:hyperlink>
     </w:p>
@@ -22603,14 +23685,14 @@
       </w:pPr>
       <w:r>
         <w:rPr/>
-        <w:t xml:space="preserve">Breckinridge, The Price of AI: capex rewriting balance sheets (May 2026) — </w:t>
-      </w:r>
-      <w:hyperlink r:id="rId36">
+        <w:t xml:space="preserve">Chatham House, The maritime chokepoints that could be worse than Hormuz (Jun 2026) — </w:t>
+      </w:r>
+      <w:hyperlink r:id="rId88">
         <w:r>
           <w:rPr>
             <w:rStyle w:val="Hyperlink"/>
           </w:rPr>
-          <w:t>https://www.breckinridge.com/insights/the-price-of-ai-how-capex-is-rewriting-tech-balance-sheets</w:t>
+          <w:t>https://www.chathamhouse.org/publications/the-world-today/2026-06/maritime-chokepoints-could-be-worse-hormuz</w:t>
         </w:r>
       </w:hyperlink>
     </w:p>
@@ -22626,14 +23708,14 @@
       </w:pPr>
       <w:r>
         <w:rPr/>
-        <w:t xml:space="preserve">Allianz Research, AI capex cycle (Mar 2026) — </w:t>
-      </w:r>
-      <w:hyperlink r:id="rId37">
+        <w:t xml:space="preserve">Jerusalem Post, IRGC-linked warning on Hormuz undersea cables (Apr 2026) — </w:t>
+      </w:r>
+      <w:hyperlink r:id="rId89">
         <w:r>
           <w:rPr>
             <w:rStyle w:val="Hyperlink"/>
           </w:rPr>
-          <w:t>https://www.allianz.com/content/dam/onemarketing/azcom/Allianz_com/economic-research/publications/specials/en/2026/march/2026_03_25_AI.pdf</w:t>
+          <w:t>https://www.jpost.com/defense-and-tech/article-893954</w:t>
         </w:r>
       </w:hyperlink>
     </w:p>
@@ -22649,714 +23731,25 @@
       </w:pPr>
       <w:r>
         <w:rPr/>
-        <w:t xml:space="preserve">Solanki (SSRN), The AI Circular Economy: Systemic Risk (Apr 2026) — </w:t>
-      </w:r>
-      <w:hyperlink r:id="rId38">
+        <w:t xml:space="preserve">Insurance Journal, Iran’s threats to Hormuz cables &amp; data chokepoints (May 2026) — </w:t>
+      </w:r>
+      <w:hyperlink r:id="rId90">
         <w:r>
           <w:rPr>
             <w:rStyle w:val="Hyperlink"/>
           </w:rPr>
-          <w:t>https://papers.ssrn.com/sol3/Delivery.cfm/6672478.pdf?abstractid=6672478&amp;mirid=1</w:t>
+          <w:t>https://www.insurancejournal.com/news/international/2026/05/15/869938.htm</w:t>
         </w:r>
       </w:hyperlink>
     </w:p>
     <w:p>
       <w:pPr>
-        <w:pStyle w:val="ListParagraph"/>
-        <w:numPr>
-          <w:ilvl w:val="0"/>
-          <w:numId w:val="1"/>
-        </w:numPr>
-        <w:spacing w:before="0" w:after="60"/>
-        <w:rPr/>
-      </w:pPr>
-      <w:r>
-        <w:rPr/>
-        <w:t xml:space="preserve">National Law Review, AI data-center capex &amp; disclosure risks (Apr 2026) — </w:t>
-      </w:r>
-      <w:hyperlink r:id="rId39">
-        <w:r>
-          <w:rPr>
-            <w:rStyle w:val="Hyperlink"/>
-          </w:rPr>
-          <w:t>https://natlawreview.com/article/ai-data-center-construction-deal-structure-financing-and-cash-flow-implications</w:t>
-        </w:r>
-      </w:hyperlink>
-    </w:p>
-    <w:p>
-      <w:pPr>
         <w:pStyle w:val="Heading3"/>
         <w:rPr/>
       </w:pPr>
       <w:r>
         <w:rPr/>
-        <w:t>2. CRE maturity wall / regional banks</w:t>
-      </w:r>
-    </w:p>
-    <w:p>
-      <w:pPr>
-        <w:pStyle w:val="ListParagraph"/>
-        <w:numPr>
-          <w:ilvl w:val="0"/>
-          <w:numId w:val="1"/>
-        </w:numPr>
-        <w:spacing w:before="0" w:after="60"/>
-        <w:rPr/>
-      </w:pPr>
-      <w:r>
-        <w:rPr/>
-        <w:t xml:space="preserve">Reed Smith, The Debt Maturity Wall and 2026 Wave (Feb 2026) — </w:t>
-      </w:r>
-      <w:hyperlink r:id="rId40">
-        <w:r>
-          <w:rPr>
-            <w:rStyle w:val="Hyperlink"/>
-          </w:rPr>
-          <w:t>https://www.reedsmith.com/our-insights/blogs/real-estate-legal-update/102mijo/the-debt-maturity-wall-and-2026-wave-challenges-and-opportunities/</w:t>
-        </w:r>
-      </w:hyperlink>
-    </w:p>
-    <w:p>
-      <w:pPr>
-        <w:pStyle w:val="ListParagraph"/>
-        <w:numPr>
-          <w:ilvl w:val="0"/>
-          <w:numId w:val="1"/>
-        </w:numPr>
-        <w:spacing w:before="0" w:after="60"/>
-        <w:rPr/>
-      </w:pPr>
-      <w:r>
-        <w:rPr/>
-        <w:t xml:space="preserve">CRE Daily / Trepp, CMBS Maturity Wall (May 2026) — </w:t>
-      </w:r>
-      <w:hyperlink r:id="rId41">
-        <w:r>
-          <w:rPr>
-            <w:rStyle w:val="Hyperlink"/>
-          </w:rPr>
-          <w:t>https://www.credaily.com/briefs/cmbs-maturity-wall-tests-refinancing-in-2026/</w:t>
-        </w:r>
-      </w:hyperlink>
-    </w:p>
-    <w:p>
-      <w:pPr>
-        <w:pStyle w:val="ListParagraph"/>
-        <w:numPr>
-          <w:ilvl w:val="0"/>
-          <w:numId w:val="1"/>
-        </w:numPr>
-        <w:spacing w:before="0" w:after="60"/>
-        <w:rPr/>
-      </w:pPr>
-      <w:r>
-        <w:rPr/>
-        <w:t xml:space="preserve">BRG ThinkSet, Banks Face a $2T CRE Maturity Wall — </w:t>
-      </w:r>
-      <w:hyperlink r:id="rId42">
-        <w:r>
-          <w:rPr>
-            <w:rStyle w:val="Hyperlink"/>
-          </w:rPr>
-          <w:t>https://www.thinkbrg.com/thinkset/ts-delponti-banks-cre-debt-maturity-wall/</w:t>
-        </w:r>
-      </w:hyperlink>
-    </w:p>
-    <w:p>
-      <w:pPr>
-        <w:pStyle w:val="ListParagraph"/>
-        <w:numPr>
-          <w:ilvl w:val="0"/>
-          <w:numId w:val="1"/>
-        </w:numPr>
-        <w:spacing w:before="0" w:after="60"/>
-        <w:rPr/>
-      </w:pPr>
-      <w:r>
-        <w:rPr/>
-        <w:t xml:space="preserve">Maturing Loans, The 2026 CRE Maturity Wall Explained — </w:t>
-      </w:r>
-      <w:hyperlink r:id="rId43">
-        <w:r>
-          <w:rPr>
-            <w:rStyle w:val="Hyperlink"/>
-          </w:rPr>
-          <w:t>https://maturingloans.com/maturity-wall.html</w:t>
-        </w:r>
-      </w:hyperlink>
-    </w:p>
-    <w:p>
-      <w:pPr>
-        <w:pStyle w:val="Heading3"/>
-        <w:rPr/>
-      </w:pPr>
-      <w:r>
-        <w:rPr/>
-        <w:t>3. France / eurozone</w:t>
-      </w:r>
-    </w:p>
-    <w:p>
-      <w:pPr>
-        <w:pStyle w:val="ListParagraph"/>
-        <w:numPr>
-          <w:ilvl w:val="0"/>
-          <w:numId w:val="1"/>
-        </w:numPr>
-        <w:spacing w:before="0" w:after="60"/>
-        <w:rPr/>
-      </w:pPr>
-      <w:r>
-        <w:rPr/>
-        <w:t xml:space="preserve">Al Jazeera, France adopts 2026 budget after no-confidence votes fail (Feb 2026) — </w:t>
-      </w:r>
-      <w:hyperlink r:id="rId44">
-        <w:r>
-          <w:rPr>
-            <w:rStyle w:val="Hyperlink"/>
-          </w:rPr>
-          <w:t>https://www.aljazeera.com/news/2026/2/2/france-adopts-2026-budget-after-two-no-confidence-votes-fail</w:t>
-        </w:r>
-      </w:hyperlink>
-    </w:p>
-    <w:p>
-      <w:pPr>
-        <w:pStyle w:val="ListParagraph"/>
-        <w:numPr>
-          <w:ilvl w:val="0"/>
-          <w:numId w:val="1"/>
-        </w:numPr>
-        <w:spacing w:before="0" w:after="60"/>
-        <w:rPr/>
-      </w:pPr>
-      <w:r>
-        <w:rPr/>
-        <w:t xml:space="preserve">Euronews, France adopts 2026 budget (Feb 2026) — </w:t>
-      </w:r>
-      <w:hyperlink r:id="rId45">
-        <w:r>
-          <w:rPr>
-            <w:rStyle w:val="Hyperlink"/>
-          </w:rPr>
-          <w:t>https://www.euronews.com/2026/02/02/france-adopts-2026-budget-after-government-survives-no-confidence-votes</w:t>
-        </w:r>
-      </w:hyperlink>
-    </w:p>
-    <w:p>
-      <w:pPr>
-        <w:pStyle w:val="ListParagraph"/>
-        <w:numPr>
-          <w:ilvl w:val="0"/>
-          <w:numId w:val="1"/>
-        </w:numPr>
-        <w:spacing w:before="0" w:after="60"/>
-        <w:rPr/>
-      </w:pPr>
-      <w:r>
-        <w:rPr/>
-        <w:t xml:space="preserve">OMFIF, Putting a price on French political turmoil (Oct 2025) — </w:t>
-      </w:r>
-      <w:hyperlink r:id="rId46">
-        <w:r>
-          <w:rPr>
-            <w:rStyle w:val="Hyperlink"/>
-          </w:rPr>
-          <w:t>https://www.omfif.org/2025/10/putting-a-price-on-french-political-turmoil/</w:t>
-        </w:r>
-      </w:hyperlink>
-    </w:p>
-    <w:p>
-      <w:pPr>
-        <w:pStyle w:val="ListParagraph"/>
-        <w:numPr>
-          <w:ilvl w:val="0"/>
-          <w:numId w:val="1"/>
-        </w:numPr>
-        <w:spacing w:before="0" w:after="60"/>
-        <w:rPr/>
-      </w:pPr>
-      <w:r>
-        <w:rPr/>
-        <w:t xml:space="preserve">ING, France’s fiscal outlook deteriorates (Sep 2025) — </w:t>
-      </w:r>
-      <w:hyperlink r:id="rId47">
-        <w:r>
-          <w:rPr>
-            <w:rStyle w:val="Hyperlink"/>
-          </w:rPr>
-          <w:t>https://think.ing.com/articles/frances-fiscal-outlook-deteriorates-but-a-full-blown-crisis-remains-unlikely/</w:t>
-        </w:r>
-      </w:hyperlink>
-    </w:p>
-    <w:p>
-      <w:pPr>
-        <w:pStyle w:val="Heading3"/>
-        <w:rPr/>
-      </w:pPr>
-      <w:r>
-        <w:rPr/>
-        <w:t>4. Hidden consumer debt</w:t>
-      </w:r>
-    </w:p>
-    <w:p>
-      <w:pPr>
-        <w:pStyle w:val="ListParagraph"/>
-        <w:numPr>
-          <w:ilvl w:val="0"/>
-          <w:numId w:val="1"/>
-        </w:numPr>
-        <w:spacing w:before="0" w:after="60"/>
-        <w:rPr/>
-      </w:pPr>
-      <w:r>
-        <w:rPr/>
-        <w:t xml:space="preserve">Richmond Fed, Buy Now, Pay Later: Recent Developments (Feb 2026) — </w:t>
-      </w:r>
-      <w:hyperlink r:id="rId48">
-        <w:r>
-          <w:rPr>
-            <w:rStyle w:val="Hyperlink"/>
-          </w:rPr>
-          <w:t>https://www.richmondfed.org/publications/research/economic_brief/2026/eb_26-05</w:t>
-        </w:r>
-      </w:hyperlink>
-    </w:p>
-    <w:p>
-      <w:pPr>
-        <w:pStyle w:val="ListParagraph"/>
-        <w:numPr>
-          <w:ilvl w:val="0"/>
-          <w:numId w:val="1"/>
-        </w:numPr>
-        <w:spacing w:before="0" w:after="60"/>
-        <w:rPr/>
-      </w:pPr>
-      <w:r>
-        <w:rPr/>
-        <w:t xml:space="preserve">CarEdge, Auto Loan Crisis Hits 32-Year Record (Feb 2026) — </w:t>
-      </w:r>
-      <w:hyperlink r:id="rId49">
-        <w:r>
-          <w:rPr>
-            <w:rStyle w:val="Hyperlink"/>
-          </w:rPr>
-          <w:t>https://caredge.com/guides/auto-loan-crisis-32-year-record</w:t>
-        </w:r>
-      </w:hyperlink>
-    </w:p>
-    <w:p>
-      <w:pPr>
-        <w:pStyle w:val="ListParagraph"/>
-        <w:numPr>
-          <w:ilvl w:val="0"/>
-          <w:numId w:val="1"/>
-        </w:numPr>
-        <w:spacing w:before="0" w:after="60"/>
-        <w:rPr/>
-      </w:pPr>
-      <w:r>
-        <w:rPr/>
-        <w:t xml:space="preserve">The Honest Economist, BNPL and household debt (2026) — </w:t>
-      </w:r>
-      <w:hyperlink r:id="rId50">
-        <w:r>
-          <w:rPr>
-            <w:rStyle w:val="Hyperlink"/>
-          </w:rPr>
-          <w:t>https://www.honesteconomist.com/column/buy-now-pay-later-and-household-debt</w:t>
-        </w:r>
-      </w:hyperlink>
-    </w:p>
-    <w:p>
-      <w:pPr>
-        <w:pStyle w:val="ListParagraph"/>
-        <w:numPr>
-          <w:ilvl w:val="0"/>
-          <w:numId w:val="1"/>
-        </w:numPr>
-        <w:spacing w:before="0" w:after="60"/>
-        <w:rPr/>
-      </w:pPr>
-      <w:r>
-        <w:rPr/>
-        <w:t xml:space="preserve">TechCrunch, BNPL is expanding fast (Nov 2025) — </w:t>
-      </w:r>
-      <w:hyperlink r:id="rId51">
-        <w:r>
-          <w:rPr>
-            <w:rStyle w:val="Hyperlink"/>
-          </w:rPr>
-          <w:t>https://techcrunch.com/2025/11/16/bnpl-is-expanding-fast-and-that-should-worry-everyone/</w:t>
-        </w:r>
-      </w:hyperlink>
-    </w:p>
-    <w:p>
-      <w:pPr>
-        <w:pStyle w:val="ListParagraph"/>
-        <w:numPr>
-          <w:ilvl w:val="0"/>
-          <w:numId w:val="1"/>
-        </w:numPr>
-        <w:spacing w:before="0" w:after="60"/>
-        <w:rPr/>
-      </w:pPr>
-      <w:r>
-        <w:rPr/>
-        <w:t xml:space="preserve">Wolf Street, Subprime &amp; prime auto loans Q1 2026 — </w:t>
-      </w:r>
-      <w:hyperlink r:id="rId52">
-        <w:r>
-          <w:rPr>
-            <w:rStyle w:val="Hyperlink"/>
-          </w:rPr>
-          <w:t>https://wolfstreet.com/2026/05/19/auto-loan-balances-debt-to-income-ratio-and-delinquencies-of-subprime-prime-auto-loans-in-q1-2026-how-bad-is-it/</w:t>
-        </w:r>
-      </w:hyperlink>
-    </w:p>
-    <w:p>
-      <w:pPr>
-        <w:pStyle w:val="Heading3"/>
-        <w:rPr/>
-      </w:pPr>
-      <w:r>
-        <w:rPr/>
-        <w:t>5. Gold / de-dollarization</w:t>
-      </w:r>
-    </w:p>
-    <w:p>
-      <w:pPr>
-        <w:pStyle w:val="ListParagraph"/>
-        <w:numPr>
-          <w:ilvl w:val="0"/>
-          <w:numId w:val="1"/>
-        </w:numPr>
-        <w:spacing w:before="0" w:after="60"/>
-        <w:rPr/>
-      </w:pPr>
-      <w:r>
-        <w:rPr/>
-        <w:t xml:space="preserve">World Gold Council, Central Bank Gold Reserves Survey 2026 — </w:t>
-      </w:r>
-      <w:hyperlink r:id="rId53">
-        <w:r>
-          <w:rPr>
-            <w:rStyle w:val="Hyperlink"/>
-          </w:rPr>
-          <w:t>https://www.gold.org/goldhub/research/central-bank-gold-reserves-survey-2026</w:t>
-        </w:r>
-      </w:hyperlink>
-    </w:p>
-    <w:p>
-      <w:pPr>
-        <w:pStyle w:val="ListParagraph"/>
-        <w:numPr>
-          <w:ilvl w:val="0"/>
-          <w:numId w:val="1"/>
-        </w:numPr>
-        <w:spacing w:before="0" w:after="60"/>
-        <w:rPr/>
-      </w:pPr>
-      <w:r>
-        <w:rPr/>
-        <w:t xml:space="preserve">Federal Reserve (IFDP), De-Dollarization? Diversification? (2025) — </w:t>
-      </w:r>
-      <w:hyperlink r:id="rId54">
-        <w:r>
-          <w:rPr>
-            <w:rStyle w:val="Hyperlink"/>
-          </w:rPr>
-          <w:t>https://www.federalreserve.gov/econres/ifdp/exploring-central-bank-gold-purchases-and-the-dollars-role-in-international-reserves.htm</w:t>
-        </w:r>
-      </w:hyperlink>
-    </w:p>
-    <w:p>
-      <w:pPr>
-        <w:pStyle w:val="ListParagraph"/>
-        <w:numPr>
-          <w:ilvl w:val="0"/>
-          <w:numId w:val="1"/>
-        </w:numPr>
-        <w:spacing w:before="0" w:after="60"/>
-        <w:rPr/>
-      </w:pPr>
-      <w:r>
-        <w:rPr/>
-        <w:t xml:space="preserve">Bullion Trading LLC, Dollar-to-Gold Reserve Shift 2026 — </w:t>
-      </w:r>
-      <w:hyperlink r:id="rId55">
-        <w:r>
-          <w:rPr>
-            <w:rStyle w:val="Hyperlink"/>
-          </w:rPr>
-          <w:t>https://bulliontradingllc.com/blog/central-banks-buying-gold-dollar-reserve-shift/</w:t>
-        </w:r>
-      </w:hyperlink>
-    </w:p>
-    <w:p>
-      <w:pPr>
-        <w:pStyle w:val="ListParagraph"/>
-        <w:numPr>
-          <w:ilvl w:val="0"/>
-          <w:numId w:val="1"/>
-        </w:numPr>
-        <w:spacing w:before="0" w:after="60"/>
-        <w:rPr/>
-      </w:pPr>
-      <w:r>
-        <w:rPr/>
-        <w:t xml:space="preserve">ISA Bullion, How central-bank buying impacts gold (2026) — </w:t>
-      </w:r>
-      <w:hyperlink r:id="rId56">
-        <w:r>
-          <w:rPr>
-            <w:rStyle w:val="Hyperlink"/>
-          </w:rPr>
-          <w:t>https://www.isabullion.com/articles/how-central-bank-buying-impacts-gold-prices-in-2026/</w:t>
-        </w:r>
-      </w:hyperlink>
-    </w:p>
-    <w:p>
-      <w:pPr>
-        <w:pStyle w:val="Heading3"/>
-        <w:rPr/>
-      </w:pPr>
-      <w:r>
-        <w:rPr/>
-        <w:t>6. Insurance retreat</w:t>
-      </w:r>
-    </w:p>
-    <w:p>
-      <w:pPr>
-        <w:pStyle w:val="ListParagraph"/>
-        <w:numPr>
-          <w:ilvl w:val="0"/>
-          <w:numId w:val="1"/>
-        </w:numPr>
-        <w:spacing w:before="0" w:after="60"/>
-        <w:rPr/>
-      </w:pPr>
-      <w:r>
-        <w:rPr/>
-        <w:t xml:space="preserve">Levy Institute, A Premium Crisis (May 2026) — </w:t>
-      </w:r>
-      <w:hyperlink r:id="rId57">
-        <w:r>
-          <w:rPr>
-            <w:rStyle w:val="Hyperlink"/>
-          </w:rPr>
-          <w:t>https://www.levyinstitute.org/publications/a-premium-crisis-climate-change-threatens-homeowners-insurance-housing-and-financial-stability/</w:t>
-        </w:r>
-      </w:hyperlink>
-    </w:p>
-    <w:p>
-      <w:pPr>
-        <w:pStyle w:val="ListParagraph"/>
-        <w:numPr>
-          <w:ilvl w:val="0"/>
-          <w:numId w:val="1"/>
-        </w:numPr>
-        <w:spacing w:before="0" w:after="60"/>
-        <w:rPr/>
-      </w:pPr>
-      <w:r>
-        <w:rPr/>
-        <w:t xml:space="preserve">Yale Law Journal, The Uninsurable Future (Dec 2025) — </w:t>
-      </w:r>
-      <w:hyperlink r:id="rId58">
-        <w:r>
-          <w:rPr>
-            <w:rStyle w:val="Hyperlink"/>
-          </w:rPr>
-          <w:t>https://yalelawjournal.org/essay/the-uninsurable-future-the-climate-threat-to-property-insurance-and-how-to-stop-it</w:t>
-        </w:r>
-      </w:hyperlink>
-    </w:p>
-    <w:p>
-      <w:pPr>
-        <w:pStyle w:val="ListParagraph"/>
-        <w:numPr>
-          <w:ilvl w:val="0"/>
-          <w:numId w:val="1"/>
-        </w:numPr>
-        <w:spacing w:before="0" w:after="60"/>
-        <w:rPr/>
-      </w:pPr>
-      <w:r>
-        <w:rPr/>
-        <w:t xml:space="preserve">Center for American Progress, Managing the Property Insurance Crisis (Mar 2026) — </w:t>
-      </w:r>
-      <w:hyperlink r:id="rId59">
-        <w:r>
-          <w:rPr>
-            <w:rStyle w:val="Hyperlink"/>
-          </w:rPr>
-          <w:t>https://www.americanprogress.org/article/managing-the-climate-change-fueled-property-insurance-crisis/</w:t>
-        </w:r>
-      </w:hyperlink>
-    </w:p>
-    <w:p>
-      <w:pPr>
-        <w:pStyle w:val="ListParagraph"/>
-        <w:numPr>
-          <w:ilvl w:val="0"/>
-          <w:numId w:val="1"/>
-        </w:numPr>
-        <w:spacing w:before="0" w:after="60"/>
-        <w:rPr/>
-      </w:pPr>
-      <w:r>
-        <w:rPr/>
-        <w:t xml:space="preserve">Reliance/Reuters tracker, Climate making homes uninsurable (2026) — </w:t>
-      </w:r>
-      <w:hyperlink r:id="rId60">
-        <w:r>
-          <w:rPr>
-            <w:rStyle w:val="Hyperlink"/>
-          </w:rPr>
-          <w:t>https://www.reliance.school/blog/climate-change-is-making-homes-uninsurable-how-is-your-state-affected</w:t>
-        </w:r>
-      </w:hyperlink>
-    </w:p>
-    <w:p>
-      <w:pPr>
-        <w:pStyle w:val="Heading3"/>
-        <w:rPr/>
-      </w:pPr>
-      <w:r>
-        <w:rPr/>
-        <w:t>7. Pensions / demographics</w:t>
-      </w:r>
-    </w:p>
-    <w:p>
-      <w:pPr>
-        <w:pStyle w:val="ListParagraph"/>
-        <w:numPr>
-          <w:ilvl w:val="0"/>
-          <w:numId w:val="1"/>
-        </w:numPr>
-        <w:spacing w:before="0" w:after="60"/>
-        <w:rPr/>
-      </w:pPr>
-      <w:r>
-        <w:rPr/>
-        <w:t xml:space="preserve">EBC Financial Group, The $224 Trillion Retirement Gap (Jun 2026) — </w:t>
-      </w:r>
-      <w:hyperlink r:id="rId61">
-        <w:r>
-          <w:rPr>
-            <w:rStyle w:val="Hyperlink"/>
-          </w:rPr>
-          <w:t>https://www.ebc.com/forex/global-pension-crisis-224-trillion-retirement-gap</w:t>
-        </w:r>
-      </w:hyperlink>
-    </w:p>
-    <w:p>
-      <w:pPr>
-        <w:pStyle w:val="ListParagraph"/>
-        <w:numPr>
-          <w:ilvl w:val="0"/>
-          <w:numId w:val="1"/>
-        </w:numPr>
-        <w:spacing w:before="0" w:after="60"/>
-        <w:rPr/>
-      </w:pPr>
-      <w:r>
-        <w:rPr/>
-        <w:t xml:space="preserve">World Finance, The looming pensions dilemma — </w:t>
-      </w:r>
-      <w:hyperlink r:id="rId62">
-        <w:r>
-          <w:rPr>
-            <w:rStyle w:val="Hyperlink"/>
-          </w:rPr>
-          <w:t>https://www.worldfinance.com/wealth-management/the-looming-pensions-dilemma</w:t>
-        </w:r>
-      </w:hyperlink>
-    </w:p>
-    <w:p>
-      <w:pPr>
-        <w:pStyle w:val="ListParagraph"/>
-        <w:numPr>
-          <w:ilvl w:val="0"/>
-          <w:numId w:val="1"/>
-        </w:numPr>
-        <w:spacing w:before="0" w:after="60"/>
-        <w:rPr/>
-      </w:pPr>
-      <w:r>
-        <w:rPr/>
-        <w:t xml:space="preserve">Harvard MRCBG, Global Pensions Underfunding — </w:t>
-      </w:r>
-      <w:hyperlink r:id="rId63">
-        <w:r>
-          <w:rPr>
-            <w:rStyle w:val="Hyperlink"/>
-          </w:rPr>
-          <w:t>https://www.hks.harvard.edu/centers/mrcbg/publications/awp/awp39</w:t>
-        </w:r>
-      </w:hyperlink>
-    </w:p>
-    <w:p>
-      <w:pPr>
-        <w:pStyle w:val="ListParagraph"/>
-        <w:numPr>
-          <w:ilvl w:val="0"/>
-          <w:numId w:val="1"/>
-        </w:numPr>
-        <w:spacing w:before="0" w:after="60"/>
-        <w:rPr/>
-      </w:pPr>
-      <w:r>
-        <w:rPr/>
-        <w:t xml:space="preserve">Cambridge / J. Public Policy, Retirement challenges amid demographic change (2026) — </w:t>
-      </w:r>
-      <w:hyperlink r:id="rId64">
-        <w:r>
-          <w:rPr>
-            <w:rStyle w:val="Hyperlink"/>
-          </w:rPr>
-          <w:t>https://www.cambridge.org/core/journals/journal-of-public-policy/article/retirement-challenges-amidst-demographic-changes/BEAC8ED78B3E9446C64A6B1D3056E5A8</w:t>
-        </w:r>
-      </w:hyperlink>
-    </w:p>
-    <w:p>
-      <w:pPr>
-        <w:pStyle w:val="Normal"/>
-        <w:pBdr>
-          <w:bottom w:val="single" w:sz="6" w:space="1" w:color="1F4E79"/>
-        </w:pBdr>
-        <w:spacing w:before="0" w:after="120"/>
-        <w:rPr/>
-      </w:pPr>
-      <w:r>
-        <w:rPr/>
-      </w:r>
-    </w:p>
-    <w:p>
-      <w:pPr>
-        <w:pStyle w:val="Normal"/>
-        <w:spacing w:lineRule="exact" w:line="276" w:before="0" w:after="140"/>
-        <w:rPr/>
-      </w:pPr>
-      <w:r>
-        <w:rPr>
-          <w:b/>
-          <w:bCs/>
-        </w:rPr>
-        <w:t xml:space="preserve">End of Set 2. </w:t>
-      </w:r>
-      <w:r>
-        <w:rPr/>
-        <w:t>These seven were chosen to reach everyday life — your savings, home, car, and retirement. If you judge them heavy enough, the next set can go to global food and commodity stress (cocoa, coffee, copper for electrification), the power-grid bottleneck behind the AI boom, water scarcity as an economic force, or any thread above taken deeper. And if you’d like, I can retrofit Set 1 with these same plain-language and action sections.</w:t>
-      </w:r>
-    </w:p>
-    <w:p>
-      <w:pPr>
-        <w:pStyle w:val="Heading3"/>
-        <w:rPr/>
-      </w:pPr>
-      <w:r>
-        <w:rPr/>
-        <w:t>1. AI power &amp; the grid</w:t>
+        <w:t>18. AI power &amp; the grid</w:t>
       </w:r>
     </w:p>
     <w:p>
@@ -23481,7 +23874,7 @@
       </w:pPr>
       <w:r>
         <w:rPr/>
-        <w:t>2. Copper</w:t>
+        <w:t>19. Copper</w:t>
       </w:r>
     </w:p>
     <w:p>
@@ -23583,7 +23976,7 @@
       </w:pPr>
       <w:r>
         <w:rPr/>
-        <w:t>3. Water</w:t>
+        <w:t>20. Water</w:t>
       </w:r>
     </w:p>
     <w:p>
@@ -23685,7 +24078,7 @@
       </w:pPr>
       <w:r>
         <w:rPr/>
-        <w:t>4. Food &amp; fertilizer</w:t>
+        <w:t>21. Food &amp; fertilizer</w:t>
       </w:r>
     </w:p>
     <w:p>
@@ -23782,12 +24175,32 @@
     </w:p>
     <w:p>
       <w:pPr>
-        <w:pStyle w:val="Heading3"/>
-        <w:rPr/>
-      </w:pPr>
-      <w:r>
-        <w:rPr/>
-        <w:t>5. Lithography / ASML</w:t>
+        <w:pStyle w:val="Heading1"/>
+        <w:rPr/>
+      </w:pPr>
+      <w:bookmarkStart w:id="33" w:name="__RefHeading___Toc2420_88360745"/>
+      <w:bookmarkEnd w:id="33"/>
+      <w:r>
+        <w:rPr/>
+        <w:t>Revision history</w:t>
+      </w:r>
+    </w:p>
+    <w:p>
+      <w:pPr>
+        <w:pStyle w:val="Normal"/>
+        <w:spacing w:lineRule="exact" w:line="276" w:before="0" w:after="140"/>
+        <w:rPr/>
+      </w:pPr>
+      <w:r>
+        <w:rPr>
+          <w:b/>
+          <w:bCs/>
+        </w:rPr>
+        <w:t>Revision 1 (16 October 2026).</w:t>
+      </w:r>
+      <w:r>
+        <w:rPr/>
+        <w:t xml:space="preserve"> Corrections of facts that were wrong or out of date on the compile date (29 June 2026). The analysis, threat levels and story pages are unchanged; developments after the compile date are left to the next edition and the live tracker.</w:t>
       </w:r>
     </w:p>
     <w:p>
@@ -23802,16 +24215,8 @@
       </w:pPr>
       <w:r>
         <w:rPr/>
-        <w:t xml:space="preserve">TechMarketBriefs, ASML EUV monopoly, earnings &amp; forecast (Apr 2026) — </w:t>
-      </w:r>
-      <w:hyperlink r:id="rId82">
-        <w:r>
-          <w:rPr>
-            <w:rStyle w:val="Hyperlink"/>
-          </w:rPr>
-          <w:t>https://techmarketbriefs.com/companies/asml/</w:t>
-        </w:r>
-      </w:hyperlink>
+        <w:t>Japan (Story 2): the Bank of Japan raised its policy rate to 1.0% on 16 June 2026; the first printing still gave 0.5%. The 30-year JGB record is updated from 3.875% (January) to above 4% (May 2026).</w:t>
+      </w:r>
     </w:p>
     <w:p>
       <w:pPr>
@@ -23825,16 +24230,8 @@
       </w:pPr>
       <w:r>
         <w:rPr/>
-        <w:t xml:space="preserve">Mazi Asset Management, Inside ASML’s Monopoly on Impossible Light (Apr 2026) — </w:t>
-      </w:r>
-      <w:hyperlink r:id="rId83">
-        <w:r>
-          <w:rPr>
-            <w:rStyle w:val="Hyperlink"/>
-          </w:rPr>
-          <w:t>https://www.mazi-assetmanagement.co.za/investment-insights/inside-asmls-monopoly-on-impossible-light</w:t>
-        </w:r>
-      </w:hyperlink>
+        <w:t>Basis trade (Story 1): Treasury central clearing was 6–12 months away on the compile date (cash end-2026, repo mid-2027), not 12–18.</w:t>
+      </w:r>
     </w:p>
     <w:p>
       <w:pPr>
@@ -23848,16 +24245,8 @@
       </w:pPr>
       <w:r>
         <w:rPr/>
-        <w:t xml:space="preserve">TechTimes, TSMC says ASML’s newest machine is too expensive (Jun 2026) — </w:t>
-      </w:r>
-      <w:hyperlink r:id="rId84">
-        <w:r>
-          <w:rPr>
-            <w:rStyle w:val="Hyperlink"/>
-          </w:rPr>
-          <w:t>https://www.techtimes.com/articles/318252/20260611/even-tsmc-says-asmls-newest-machine-too-expensive-400-million-chip-bottleneck.htm</w:t>
-        </w:r>
-      </w:hyperlink>
+        <w:t>Private credit (Story 3): Governor Cook’s November 2025 speech named three vulnerabilities, not four, and said private credit was not yet a threat to financial stability.</w:t>
+      </w:r>
     </w:p>
     <w:p>
       <w:pPr>
@@ -23871,25 +24260,7 @@
       </w:pPr>
       <w:r>
         <w:rPr/>
-        <w:t xml:space="preserve">Asia Times, ASML as the last polite monopolist (May 2026) — </w:t>
-      </w:r>
-      <w:hyperlink r:id="rId85">
-        <w:r>
-          <w:rPr>
-            <w:rStyle w:val="Hyperlink"/>
-          </w:rPr>
-          <w:t>https://asiatimes.com/2026/04/asml-as-the-last-polite-monopolist/</w:t>
-        </w:r>
-      </w:hyperlink>
-    </w:p>
-    <w:p>
-      <w:pPr>
-        <w:pStyle w:val="Heading3"/>
-        <w:rPr/>
-      </w:pPr>
-      <w:r>
-        <w:rPr/>
-        <w:t>6. Sea lanes &amp; undersea cables</w:t>
+        <w:t>Stablecoins (Story 4): supply at end-2025 was about $300bn, not $280bn (total supply about $310bn in December 2025).</w:t>
       </w:r>
     </w:p>
     <w:p>
@@ -23904,16 +24275,8 @@
       </w:pPr>
       <w:r>
         <w:rPr/>
-        <w:t xml:space="preserve">UN News, Chokepoints and conflict: the Hormuz crisis (Apr 2026) — </w:t>
-      </w:r>
-      <w:hyperlink r:id="rId86">
-        <w:r>
-          <w:rPr>
-            <w:rStyle w:val="Hyperlink"/>
-          </w:rPr>
-          <w:t>https://news.un.org/en/story/2026/04/1167383</w:t>
-        </w:r>
-      </w:hyperlink>
+        <w:t>France (Story 11): the 2024–25 spread peak was the widest since 2012, not on par with it; the 2025 rating downgrades by Fitch and S&amp;P and Moody’s negative outlook were missing and are added.</w:t>
+      </w:r>
     </w:p>
     <w:p>
       <w:pPr>
@@ -23927,16 +24290,8 @@
       </w:pPr>
       <w:r>
         <w:rPr/>
-        <w:t xml:space="preserve">CFR, Another Hormuz? The Red Sea’s threat to the global economy (Jun 2026) — </w:t>
-      </w:r>
-      <w:hyperlink r:id="rId87">
-        <w:r>
-          <w:rPr>
-            <w:rStyle w:val="Hyperlink"/>
-          </w:rPr>
-          <w:t>https://www.cfr.org/articles/another-hormuz-the-red-seas-threat-to-the-global-economy</w:t>
-        </w:r>
-      </w:hyperlink>
+        <w:t>Gold (Story 12): the record is given as near $5,600/oz in late January 2026; sources differ on the exact day and level.</w:t>
+      </w:r>
     </w:p>
     <w:p>
       <w:pPr>
@@ -23950,16 +24305,8 @@
       </w:pPr>
       <w:r>
         <w:rPr/>
-        <w:t xml:space="preserve">Chatham House, The maritime chokepoints that could be worse than Hormuz (Jun 2026) — </w:t>
-      </w:r>
-      <w:hyperlink r:id="rId88">
-        <w:r>
-          <w:rPr>
-            <w:rStyle w:val="Hyperlink"/>
-          </w:rPr>
-          <w:t>https://www.chathamhouse.org/publications/the-world-today/2026-06/maritime-chokepoints-could-be-worse-hormuz</w:t>
-        </w:r>
-      </w:hyperlink>
+        <w:t>Pensions (Story 13): updated to the Social Security Trustees’ report of 9 June 2026 (retirement fund depleted late 2032, 78% payable), which the first printing predated.</w:t>
+      </w:r>
     </w:p>
     <w:p>
       <w:pPr>
@@ -23973,16 +24320,8 @@
       </w:pPr>
       <w:r>
         <w:rPr/>
-        <w:t xml:space="preserve">Jerusalem Post, IRGC-linked warning on Hormuz undersea cables (Apr 2026) — </w:t>
-      </w:r>
-      <w:hyperlink r:id="rId89">
-        <w:r>
-          <w:rPr>
-            <w:rStyle w:val="Hyperlink"/>
-          </w:rPr>
-          <w:t>https://www.jpost.com/defense-and-tech/article-893954</w:t>
-        </w:r>
-      </w:hyperlink>
+        <w:t>Copper (Story 19): copper first topped $13,000/t on the LME in January 2026; the first printing cited the December 2025 level.</w:t>
+      </w:r>
     </w:p>
     <w:p>
       <w:pPr>
@@ -23996,25 +24335,7 @@
       </w:pPr>
       <w:r>
         <w:rPr/>
-        <w:t xml:space="preserve">Insurance Journal, Iran’s threats to Hormuz cables &amp; data chokepoints (May 2026) — </w:t>
-      </w:r>
-      <w:hyperlink r:id="rId90">
-        <w:r>
-          <w:rPr>
-            <w:rStyle w:val="Hyperlink"/>
-          </w:rPr>
-          <w:t>https://www.insurancejournal.com/news/international/2026/05/15/869938.htm</w:t>
-        </w:r>
-      </w:hyperlink>
-    </w:p>
-    <w:p>
-      <w:pPr>
-        <w:pStyle w:val="Heading3"/>
-        <w:rPr/>
-      </w:pPr>
-      <w:r>
-        <w:rPr/>
-        <w:t>7. Clearinghouses (CCPs)</w:t>
+        <w:t>Sea lanes (Story 17): Indonesia’s Malacca toll idea was withdrawn soon after it was floated.</w:t>
       </w:r>
     </w:p>
     <w:p>
@@ -24029,16 +24350,8 @@
       </w:pPr>
       <w:r>
         <w:rPr/>
-        <w:t xml:space="preserve">Chicago Fed, How concentrated is the clearing ecosystem? (2024) — </w:t>
-      </w:r>
-      <w:hyperlink r:id="rId91">
-        <w:r>
-          <w:rPr>
-            <w:rStyle w:val="Hyperlink"/>
-          </w:rPr>
-          <w:t>https://www.chicagofed.org/publications/chicago-fed-letter/2024/497</w:t>
-        </w:r>
-      </w:hyperlink>
+        <w:t>Cross-references: four story references pointed to the numbering of the earlier three-set briefs (for example “Story 3” for water); they now point to Stories 10, 14 and 20. “Set” is replaced by “Section” where it named this edition’s sections.</w:t>
+      </w:r>
     </w:p>
     <w:p>
       <w:pPr>
@@ -24052,16 +24365,8 @@
       </w:pPr>
       <w:r>
         <w:rPr/>
-        <w:t xml:space="preserve">Federal Reserve, Central Clearing and Systemic Liquidity Risk (2022) — </w:t>
-      </w:r>
-      <w:hyperlink r:id="rId92">
-        <w:r>
-          <w:rPr>
-            <w:rStyle w:val="Hyperlink"/>
-          </w:rPr>
-          <w:t>https://www.federalreserve.gov/econres/feds/central-clearing-and-systemic-liquidity-risk.htm</w:t>
-        </w:r>
-      </w:hyperlink>
+        <w:t>Section 2 average: (6+5+5+5)/4 = 5.25 is shown as 5.3, matching the tracker’s rounding (halves round up).</w:t>
+      </w:r>
     </w:p>
     <w:p>
       <w:pPr>
@@ -24075,16 +24380,8 @@
       </w:pPr>
       <w:r>
         <w:rPr/>
-        <w:t xml:space="preserve">GARP, CCPs and the Risk of Concentration (Cecchetti) — </w:t>
-      </w:r>
-      <w:hyperlink r:id="rId93">
-        <w:r>
-          <w:rPr>
-            <w:rStyle w:val="Hyperlink"/>
-          </w:rPr>
-          <w:t>https://www.garp.org/risk-intelligence/credit/ccps-and-the-risk-of-concentration</w:t>
-        </w:r>
-      </w:hyperlink>
+        <w:t>Sources: notes left over from drafting (“End of Set 1/2/3 …”) and a duplicate “Leading candidate” list were removed, and the source groups are renumbered to match Stories 1–21.</w:t>
+      </w:r>
     </w:p>
     <w:p>
       <w:pPr>
@@ -24098,46 +24395,7 @@
       </w:pPr>
       <w:r>
         <w:rPr/>
-        <w:t xml:space="preserve">IMF, Central Counterparties: Addressing Too Important to Fail — </w:t>
-      </w:r>
-      <w:hyperlink r:id="rId94">
-        <w:r>
-          <w:rPr>
-            <w:rStyle w:val="Hyperlink"/>
-          </w:rPr>
-          <w:t>https://www.imf.org/external/pubs/ft/wp/2015/wp1521.pdf</w:t>
-        </w:r>
-      </w:hyperlink>
-    </w:p>
-    <w:p>
-      <w:pPr>
-        <w:pStyle w:val="Normal"/>
-        <w:pBdr>
-          <w:bottom w:val="single" w:sz="6" w:space="1" w:color="1F4E79"/>
-        </w:pBdr>
-        <w:spacing w:before="0" w:after="120"/>
-        <w:rPr/>
-      </w:pPr>
-      <w:r>
-        <w:rPr/>
-      </w:r>
-    </w:p>
-    <w:p>
-      <w:pPr>
-        <w:pStyle w:val="Normal"/>
-        <w:spacing w:lineRule="exact" w:line="276" w:before="0" w:after="140"/>
-        <w:rPr/>
-      </w:pPr>
-      <w:r>
-        <w:rPr>
-          <w:b/>
-          <w:bCs/>
-        </w:rPr>
-        <w:t xml:space="preserve">End of Set 3. </w:t>
-      </w:r>
-      <w:r>
-        <w:rPr/>
-        <w:t>This set was the physical foundation under Sets 1 and 2. Per our earlier discussion, the clearly-strong material is starting to thin — the next set would likely cover money-market funds and the repo system, the offshore-dollar (eurodollar) market, semiconductor materials beyond lithography, and demographic collapse in specific countries (Korea, Italy) — strong topics, but several rhyme with mechanisms we’ve already covered. A good moment to consider shifting to periodic updates (via the tracker) plus a smaller ‘what’s newly emerged’ set, rather than chasing volume. Your call.</w:t>
+        <w:t>Added to the pattern analysis: six cross-story connections the first printing under-drew.</w:t>
       </w:r>
     </w:p>
     <w:sectPr>
